--- a/finalcif/template/report_default.docx
+++ b/finalcif/template/report_default.docx
@@ -1,10 +1,10 @@
 
 <file path=word/document.xml><?xml version="1.0" encoding="utf-8"?>
-<w:document xmlns:wpc="http://schemas.microsoft.com/office/word/2010/wordprocessingCanvas" xmlns:cx="http://schemas.microsoft.com/office/drawing/2014/chartex" xmlns:cx1="http://schemas.microsoft.com/office/drawing/2015/9/8/chartex" xmlns:cx2="http://schemas.microsoft.com/office/drawing/2015/10/21/chartex" xmlns:cx3="http://schemas.microsoft.com/office/drawing/2016/5/9/chartex" xmlns:cx4="http://schemas.microsoft.com/office/drawing/2016/5/10/chartex" xmlns:cx5="http://schemas.microsoft.com/office/drawing/2016/5/11/chartex" xmlns:cx6="http://schemas.microsoft.com/office/drawing/2016/5/12/chartex" xmlns:cx7="http://schemas.microsoft.com/office/drawing/2016/5/13/chartex" xmlns:cx8="http://schemas.microsoft.com/office/drawing/2016/5/14/chartex" xmlns:mc="http://schemas.openxmlformats.org/markup-compatibility/2006" xmlns:aink="http://schemas.microsoft.com/office/drawing/2016/ink" xmlns:am3d="http://schemas.microsoft.com/office/drawing/2017/model3d" xmlns:o="urn:schemas-microsoft-com:office:office" xmlns:oel="http://schemas.microsoft.com/office/2019/extlst" xmlns:r="http://schemas.openxmlformats.org/officeDocument/2006/relationships" xmlns:m="http://schemas.openxmlformats.org/officeDocument/2006/math" xmlns:v="urn:schemas-microsoft-com:vml" xmlns:wp14="http://schemas.microsoft.com/office/word/2010/wordprocessingDrawing" xmlns:wp="http://schemas.openxmlformats.org/drawingml/2006/wordprocessingDrawing" xmlns:w10="urn:schemas-microsoft-com:office:word" xmlns:w="http://schemas.openxmlformats.org/wordprocessingml/2006/main" xmlns:w14="http://schemas.microsoft.com/office/word/2010/wordml" xmlns:w15="http://schemas.microsoft.com/office/word/2012/wordml" xmlns:w16cex="http://schemas.microsoft.com/office/word/2018/wordml/cex" xmlns:w16cid="http://schemas.microsoft.com/office/word/2016/wordml/cid" xmlns:w16="http://schemas.microsoft.com/office/word/2018/wordml" xmlns:w16sdtdh="http://schemas.microsoft.com/office/word/2020/wordml/sdtdatahash" xmlns:w16se="http://schemas.microsoft.com/office/word/2015/wordml/symex" xmlns:wpg="http://schemas.microsoft.com/office/word/2010/wordprocessingGroup" xmlns:wpi="http://schemas.microsoft.com/office/word/2010/wordprocessingInk" xmlns:wne="http://schemas.microsoft.com/office/word/2006/wordml" xmlns:wps="http://schemas.microsoft.com/office/word/2010/wordprocessingShape" mc:Ignorable="w14 w15 w16se w16cid w16 w16cex w16sdtdh wp14">
+<w:document xmlns:wpc="http://schemas.microsoft.com/office/word/2010/wordprocessingCanvas" xmlns:cx="http://schemas.microsoft.com/office/drawing/2014/chartex" xmlns:cx1="http://schemas.microsoft.com/office/drawing/2015/9/8/chartex" xmlns:cx2="http://schemas.microsoft.com/office/drawing/2015/10/21/chartex" xmlns:cx3="http://schemas.microsoft.com/office/drawing/2016/5/9/chartex" xmlns:cx4="http://schemas.microsoft.com/office/drawing/2016/5/10/chartex" xmlns:cx5="http://schemas.microsoft.com/office/drawing/2016/5/11/chartex" xmlns:cx6="http://schemas.microsoft.com/office/drawing/2016/5/12/chartex" xmlns:cx7="http://schemas.microsoft.com/office/drawing/2016/5/13/chartex" xmlns:cx8="http://schemas.microsoft.com/office/drawing/2016/5/14/chartex" xmlns:mc="http://schemas.openxmlformats.org/markup-compatibility/2006" xmlns:aink="http://schemas.microsoft.com/office/drawing/2016/ink" xmlns:am3d="http://schemas.microsoft.com/office/drawing/2017/model3d" xmlns:o="urn:schemas-microsoft-com:office:office" xmlns:oel="http://schemas.microsoft.com/office/2019/extlst" xmlns:r="http://schemas.openxmlformats.org/officeDocument/2006/relationships" xmlns:m="http://schemas.openxmlformats.org/officeDocument/2006/math" xmlns:v="urn:schemas-microsoft-com:vml" xmlns:wp14="http://schemas.microsoft.com/office/word/2010/wordprocessingDrawing" xmlns:wp="http://schemas.openxmlformats.org/drawingml/2006/wordprocessingDrawing" xmlns:w10="urn:schemas-microsoft-com:office:word" xmlns:w="http://schemas.openxmlformats.org/wordprocessingml/2006/main" xmlns:w14="http://schemas.microsoft.com/office/word/2010/wordml" xmlns:w15="http://schemas.microsoft.com/office/word/2012/wordml" xmlns:w16cex="http://schemas.microsoft.com/office/word/2018/wordml/cex" xmlns:w16cid="http://schemas.microsoft.com/office/word/2016/wordml/cid" xmlns:w16="http://schemas.microsoft.com/office/word/2018/wordml" xmlns:w16du="http://schemas.microsoft.com/office/word/2023/wordml/word16du" xmlns:w16sdtdh="http://schemas.microsoft.com/office/word/2020/wordml/sdtdatahash" xmlns:w16sdtfl="http://schemas.microsoft.com/office/word/2024/wordml/sdtformatlock" xmlns:w16se="http://schemas.microsoft.com/office/word/2015/wordml/symex" xmlns:wpg="http://schemas.microsoft.com/office/word/2010/wordprocessingGroup" xmlns:wpi="http://schemas.microsoft.com/office/word/2010/wordprocessingInk" xmlns:wne="http://schemas.microsoft.com/office/word/2006/wordml" xmlns:wps="http://schemas.microsoft.com/office/word/2010/wordprocessingShape" mc:Ignorable="w14 w15 w16se w16cid w16 w16cex w16sdtdh w16sdtfl w16du wp14">
   <w:body>
     <w:p>
       <w:pPr>
-        <w:pStyle w:val="berschrift1"/>
+        <w:pStyle w:val="Heading1"/>
       </w:pPr>
       <w:r>
         <w:t>Structure Tables</w:t>
@@ -18,23 +18,13 @@
         <w:t xml:space="preserve">{%if </w:t>
       </w:r>
       <w:proofErr w:type="spellStart"/>
-      <w:proofErr w:type="gramStart"/>
       <w:r>
         <w:rPr>
           <w:color w:val="C00000"/>
           <w:sz w:val="16"/>
           <w:szCs w:val="20"/>
         </w:rPr>
-        <w:t>options.report</w:t>
-      </w:r>
-      <w:proofErr w:type="gramEnd"/>
-      <w:r>
-        <w:rPr>
-          <w:color w:val="C00000"/>
-          <w:sz w:val="16"/>
-          <w:szCs w:val="20"/>
-        </w:rPr>
-        <w:t>_text</w:t>
+        <w:t>options.report_text</w:t>
       </w:r>
       <w:proofErr w:type="spellEnd"/>
       <w:r>
@@ -563,7 +553,6 @@
         </w:rPr>
         <w:t xml:space="preserve"> </w:t>
       </w:r>
-      <w:proofErr w:type="gramStart"/>
       <w:r>
         <w:rPr>
           <w:sz w:val="12"/>
@@ -574,11 +563,7 @@
         <w:t>}</w:t>
       </w:r>
       <w:r>
-        <w:t>was</w:t>
-      </w:r>
-      <w:proofErr w:type="gramEnd"/>
-      <w:r>
-        <w:t xml:space="preserve"> equipped with </w:t>
+        <w:t xml:space="preserve">was equipped with </w:t>
       </w:r>
       <w:r>
         <w:t>{{</w:t>
@@ -657,7 +642,7 @@
         <w:t>}}</w:t>
       </w:r>
       <w:r>
-        <w:t xml:space="preserve"> radiation </w:t>
+        <w:t xml:space="preserve"> radiation</w:t>
       </w:r>
       <w:r>
         <w:rPr>
@@ -691,6 +676,12 @@
         <w:t>%}</w:t>
       </w:r>
       <w:r>
+        <w:rPr>
+          <w:sz w:val="12"/>
+        </w:rPr>
+        <w:t xml:space="preserve"> </w:t>
+      </w:r>
+      <w:r>
         <w:t>(λ</w:t>
       </w:r>
       <w:r>
@@ -736,6 +727,12 @@
           <w:sz w:val="14"/>
         </w:rPr>
         <w:t>{%</w:t>
+      </w:r>
+      <w:r>
+        <w:rPr>
+          <w:sz w:val="14"/>
+        </w:rPr>
+        <w:t xml:space="preserve">r </w:t>
       </w:r>
       <w:r>
         <w:rPr>
@@ -1510,7 +1507,6 @@
       <w:pPr>
         <w:pStyle w:val="BodyText1"/>
       </w:pPr>
-      <w:proofErr w:type="gramStart"/>
       <w:r>
         <w:t>{{</w:t>
       </w:r>
@@ -1522,7 +1518,6 @@
         <w:t>cif</w:t>
       </w:r>
       <w:proofErr w:type="spellEnd"/>
-      <w:proofErr w:type="gramEnd"/>
       <w:r>
         <w:t>._</w:t>
       </w:r>
@@ -1684,16 +1679,7 @@
         <w:t>‌</w:t>
       </w:r>
       <w:r>
-        <w:t xml:space="preserve">structures. This report and the CIF file were generated using </w:t>
-      </w:r>
-      <w:proofErr w:type="spellStart"/>
-      <w:proofErr w:type="gramStart"/>
-      <w:r>
-        <w:t>FinalCif</w:t>
-      </w:r>
-      <w:proofErr w:type="spellEnd"/>
-      <w:r>
-        <w:t>.</w:t>
+        <w:t>structures. This report and the CIF file were generated using FinalCif.</w:t>
       </w:r>
       <w:r>
         <w:rPr>
@@ -1701,7 +1687,6 @@
         </w:rPr>
         <w:t>[</w:t>
       </w:r>
-      <w:proofErr w:type="gramEnd"/>
       <w:r>
         <w:rPr>
           <w:vertAlign w:val="superscript"/>
@@ -1734,7 +1719,7 @@
     </w:p>
     <w:p>
       <w:pPr>
-        <w:pStyle w:val="berschrift2"/>
+        <w:pStyle w:val="Heading2"/>
       </w:pPr>
       <w:r>
         <w:br w:type="column"/>
@@ -1750,16 +1735,11 @@
         </w:rPr>
         <w:t xml:space="preserve">endif </w:t>
       </w:r>
-      <w:proofErr w:type="gramStart"/>
       <w:r>
         <w:t>%}</w:t>
       </w:r>
       <w:r>
-        <w:t>Table</w:t>
-      </w:r>
-      <w:proofErr w:type="gramEnd"/>
-      <w:r>
-        <w:t xml:space="preserve"> </w:t>
+        <w:t xml:space="preserve">Table </w:t>
       </w:r>
       <w:r>
         <w:fldChar w:fldCharType="begin"/>
@@ -1815,7 +1795,7 @@
     </w:p>
     <w:tbl>
       <w:tblPr>
-        <w:tblStyle w:val="TabellemithellemGitternetz"/>
+        <w:tblStyle w:val="TableGridLight"/>
         <w:tblW w:w="4534" w:type="dxa"/>
         <w:tblLook w:val="04A0" w:firstRow="1" w:lastRow="0" w:firstColumn="1" w:lastColumn="0" w:noHBand="0" w:noVBand="1"/>
       </w:tblPr>
@@ -1851,7 +1831,6 @@
                 <w:lang w:val="fr-FR"/>
               </w:rPr>
             </w:pPr>
-            <w:proofErr w:type="gramStart"/>
             <w:r>
               <w:rPr>
                 <w:lang w:val="fr-FR"/>
@@ -1868,7 +1847,6 @@
               <w:t>cif</w:t>
             </w:r>
             <w:proofErr w:type="spellEnd"/>
-            <w:proofErr w:type="gramEnd"/>
             <w:r>
               <w:rPr>
                 <w:sz w:val="8"/>
@@ -1928,7 +1906,6 @@
             <w:pPr>
               <w:pStyle w:val="tabletext"/>
             </w:pPr>
-            <w:proofErr w:type="gramStart"/>
             <w:r>
               <w:t xml:space="preserve">{{ </w:t>
             </w:r>
@@ -1937,14 +1914,7 @@
               <w:rPr>
                 <w:sz w:val="12"/>
               </w:rPr>
-              <w:t>sum</w:t>
-            </w:r>
-            <w:proofErr w:type="gramEnd"/>
-            <w:r>
-              <w:rPr>
-                <w:sz w:val="12"/>
-              </w:rPr>
-              <w:t>_formula</w:t>
+              <w:t>sum_formula</w:t>
             </w:r>
             <w:proofErr w:type="spellEnd"/>
             <w:r>
@@ -1982,7 +1952,6 @@
               <w:t>{{</w:t>
             </w:r>
             <w:proofErr w:type="spellStart"/>
-            <w:proofErr w:type="gramStart"/>
             <w:r>
               <w:rPr>
                 <w:sz w:val="10"/>
@@ -1997,7 +1966,6 @@
               <w:t>._</w:t>
             </w:r>
             <w:proofErr w:type="spellStart"/>
-            <w:proofErr w:type="gramEnd"/>
             <w:r>
               <w:rPr>
                 <w:sz w:val="10"/>
@@ -2042,7 +2010,6 @@
             <w:pPr>
               <w:pStyle w:val="tabletext"/>
             </w:pPr>
-            <w:proofErr w:type="gramStart"/>
             <w:r>
               <w:t>{{</w:t>
             </w:r>
@@ -2057,7 +2024,6 @@
               <w:t>cif</w:t>
             </w:r>
             <w:proofErr w:type="spellEnd"/>
-            <w:proofErr w:type="gramEnd"/>
             <w:r>
               <w:rPr>
                 <w:sz w:val="10"/>
@@ -2109,7 +2075,6 @@
             <w:pPr>
               <w:pStyle w:val="tabletext"/>
             </w:pPr>
-            <w:proofErr w:type="gramStart"/>
             <w:r>
               <w:t xml:space="preserve">{{ </w:t>
             </w:r>
@@ -2121,7 +2086,6 @@
               <w:t>cif</w:t>
             </w:r>
             <w:proofErr w:type="spellEnd"/>
-            <w:proofErr w:type="gramEnd"/>
             <w:r>
               <w:rPr>
                 <w:sz w:val="10"/>
@@ -2196,7 +2160,6 @@
             <w:r>
               <w:t xml:space="preserve"> </w:t>
             </w:r>
-            <w:proofErr w:type="gramStart"/>
             <w:r>
               <w:t>{{</w:t>
             </w:r>
@@ -2212,7 +2175,6 @@
               <w:t>itnum</w:t>
             </w:r>
             <w:proofErr w:type="spellEnd"/>
-            <w:proofErr w:type="gramEnd"/>
             <w:r>
               <w:rPr>
                 <w:sz w:val="16"/>
@@ -2271,7 +2233,6 @@
             <w:pPr>
               <w:pStyle w:val="tabletext"/>
             </w:pPr>
-            <w:proofErr w:type="gramStart"/>
             <w:r>
               <w:t>{{</w:t>
             </w:r>
@@ -2286,7 +2247,6 @@
               <w:t>cif</w:t>
             </w:r>
             <w:proofErr w:type="spellEnd"/>
-            <w:proofErr w:type="gramEnd"/>
             <w:r>
               <w:rPr>
                 <w:sz w:val="12"/>
@@ -2364,7 +2324,6 @@
             <w:pPr>
               <w:pStyle w:val="tabletext"/>
             </w:pPr>
-            <w:proofErr w:type="gramStart"/>
             <w:r>
               <w:t>{{</w:t>
             </w:r>
@@ -2379,7 +2338,6 @@
               <w:t>cif</w:t>
             </w:r>
             <w:proofErr w:type="spellEnd"/>
-            <w:proofErr w:type="gramEnd"/>
             <w:r>
               <w:rPr>
                 <w:sz w:val="12"/>
@@ -2457,7 +2415,6 @@
             <w:pPr>
               <w:pStyle w:val="tabletext"/>
             </w:pPr>
-            <w:proofErr w:type="gramStart"/>
             <w:r>
               <w:t>{{</w:t>
             </w:r>
@@ -2472,7 +2429,6 @@
               <w:t>cif</w:t>
             </w:r>
             <w:proofErr w:type="spellEnd"/>
-            <w:proofErr w:type="gramEnd"/>
             <w:r>
               <w:rPr>
                 <w:sz w:val="12"/>
@@ -2542,7 +2498,6 @@
             <w:pPr>
               <w:pStyle w:val="tabletext"/>
             </w:pPr>
-            <w:proofErr w:type="gramStart"/>
             <w:r>
               <w:t>{{</w:t>
             </w:r>
@@ -2557,7 +2512,6 @@
               <w:t>cif</w:t>
             </w:r>
             <w:proofErr w:type="spellEnd"/>
-            <w:proofErr w:type="gramEnd"/>
             <w:r>
               <w:rPr>
                 <w:sz w:val="12"/>
@@ -2627,7 +2581,6 @@
             <w:pPr>
               <w:pStyle w:val="tabletext"/>
             </w:pPr>
-            <w:proofErr w:type="gramStart"/>
             <w:r>
               <w:t>{{</w:t>
             </w:r>
@@ -2642,7 +2595,6 @@
               <w:t>cif</w:t>
             </w:r>
             <w:proofErr w:type="spellEnd"/>
-            <w:proofErr w:type="gramEnd"/>
             <w:r>
               <w:rPr>
                 <w:sz w:val="12"/>
@@ -2712,7 +2664,6 @@
             <w:pPr>
               <w:pStyle w:val="tabletext"/>
             </w:pPr>
-            <w:proofErr w:type="gramStart"/>
             <w:r>
               <w:t>{{</w:t>
             </w:r>
@@ -2727,7 +2678,6 @@
               <w:t>cif</w:t>
             </w:r>
             <w:proofErr w:type="spellEnd"/>
-            <w:proofErr w:type="gramEnd"/>
             <w:r>
               <w:rPr>
                 <w:sz w:val="12"/>
@@ -2814,7 +2764,6 @@
             <w:pPr>
               <w:pStyle w:val="tabletext"/>
             </w:pPr>
-            <w:proofErr w:type="gramStart"/>
             <w:r>
               <w:t>{{</w:t>
             </w:r>
@@ -2829,7 +2778,6 @@
               <w:t>cif</w:t>
             </w:r>
             <w:proofErr w:type="spellEnd"/>
-            <w:proofErr w:type="gramEnd"/>
             <w:r>
               <w:rPr>
                 <w:sz w:val="12"/>
@@ -2890,7 +2838,6 @@
             <w:pPr>
               <w:pStyle w:val="tabletext"/>
             </w:pPr>
-            <w:proofErr w:type="gramStart"/>
             <w:r>
               <w:t>{{</w:t>
             </w:r>
@@ -2905,7 +2852,6 @@
               <w:t>cif</w:t>
             </w:r>
             <w:proofErr w:type="spellEnd"/>
-            <w:proofErr w:type="gramEnd"/>
             <w:r>
               <w:rPr>
                 <w:sz w:val="12"/>
@@ -2987,7 +2933,6 @@
             <w:pPr>
               <w:pStyle w:val="tabletext"/>
             </w:pPr>
-            <w:proofErr w:type="gramStart"/>
             <w:r>
               <w:t>{{</w:t>
             </w:r>
@@ -3002,7 +2947,6 @@
               <w:t>cif</w:t>
             </w:r>
             <w:proofErr w:type="spellEnd"/>
-            <w:proofErr w:type="gramEnd"/>
             <w:r>
               <w:rPr>
                 <w:sz w:val="12"/>
@@ -3076,7 +3020,6 @@
             <w:pPr>
               <w:pStyle w:val="tabletext"/>
             </w:pPr>
-            <w:proofErr w:type="gramStart"/>
             <w:r>
               <w:t>{{</w:t>
             </w:r>
@@ -3091,7 +3034,6 @@
               <w:t>cif</w:t>
             </w:r>
             <w:proofErr w:type="spellEnd"/>
-            <w:proofErr w:type="gramEnd"/>
             <w:r>
               <w:rPr>
                 <w:sz w:val="12"/>
@@ -3130,7 +3072,6 @@
             <w:pPr>
               <w:pStyle w:val="tabletext"/>
             </w:pPr>
-            <w:proofErr w:type="gramStart"/>
             <w:r>
               <w:rPr>
                 <w:i/>
@@ -3138,11 +3079,7 @@
               <w:t>F</w:t>
             </w:r>
             <w:r>
-              <w:t>(</w:t>
-            </w:r>
-            <w:proofErr w:type="gramEnd"/>
-            <w:r>
-              <w:t>000)</w:t>
+              <w:t>(000)</w:t>
             </w:r>
           </w:p>
         </w:tc>
@@ -3154,7 +3091,6 @@
             <w:pPr>
               <w:pStyle w:val="tabletext"/>
             </w:pPr>
-            <w:proofErr w:type="gramStart"/>
             <w:r>
               <w:t>{{</w:t>
             </w:r>
@@ -3165,14 +3101,7 @@
               <w:rPr>
                 <w:sz w:val="12"/>
               </w:rPr>
-              <w:t>cif</w:t>
-            </w:r>
-            <w:proofErr w:type="gramEnd"/>
-            <w:r>
-              <w:rPr>
-                <w:sz w:val="12"/>
-              </w:rPr>
-              <w:t>._exptl_crystal_F_000</w:t>
+              <w:t>cif._exptl_crystal_F_000</w:t>
             </w:r>
             <w:r>
               <w:rPr>
@@ -3220,7 +3149,6 @@
             <w:pPr>
               <w:pStyle w:val="tabletext"/>
             </w:pPr>
-            <w:proofErr w:type="gramStart"/>
             <w:r>
               <w:t>{{</w:t>
             </w:r>
@@ -3232,14 +3160,7 @@
               <w:rPr>
                 <w:sz w:val="14"/>
               </w:rPr>
-              <w:t>crystal</w:t>
-            </w:r>
-            <w:proofErr w:type="gramEnd"/>
-            <w:r>
-              <w:rPr>
-                <w:sz w:val="14"/>
-              </w:rPr>
-              <w:t>_size</w:t>
+              <w:t>crystal_size</w:t>
             </w:r>
             <w:proofErr w:type="spellEnd"/>
             <w:r>
@@ -3284,7 +3205,6 @@
             <w:pPr>
               <w:pStyle w:val="tabletext"/>
             </w:pPr>
-            <w:proofErr w:type="gramStart"/>
             <w:r>
               <w:t>{{</w:t>
             </w:r>
@@ -3296,14 +3216,7 @@
               <w:rPr>
                 <w:sz w:val="14"/>
               </w:rPr>
-              <w:t>crystal</w:t>
-            </w:r>
-            <w:proofErr w:type="gramEnd"/>
-            <w:r>
-              <w:rPr>
-                <w:sz w:val="14"/>
-              </w:rPr>
-              <w:t>_colo</w:t>
+              <w:t>crystal_colo</w:t>
             </w:r>
             <w:r>
               <w:rPr>
@@ -3355,7 +3268,6 @@
             <w:pPr>
               <w:pStyle w:val="tabletext"/>
             </w:pPr>
-            <w:proofErr w:type="gramStart"/>
             <w:r>
               <w:t>{{</w:t>
             </w:r>
@@ -3367,14 +3279,7 @@
               <w:rPr>
                 <w:sz w:val="14"/>
               </w:rPr>
-              <w:t>crystal</w:t>
-            </w:r>
-            <w:proofErr w:type="gramEnd"/>
-            <w:r>
-              <w:rPr>
-                <w:sz w:val="14"/>
-              </w:rPr>
-              <w:t>_</w:t>
+              <w:t>crystal_</w:t>
             </w:r>
             <w:r>
               <w:rPr>
@@ -3417,7 +3322,6 @@
             <w:pPr>
               <w:pStyle w:val="tabletext"/>
             </w:pPr>
-            <w:proofErr w:type="gramStart"/>
             <w:r>
               <w:t>{{</w:t>
             </w:r>
@@ -3430,7 +3334,6 @@
               </w:rPr>
               <w:t>radiation</w:t>
             </w:r>
-            <w:proofErr w:type="gramEnd"/>
             <w:r>
               <w:rPr>
                 <w:sz w:val="14"/>
@@ -3584,7 +3487,6 @@
             <w:pPr>
               <w:pStyle w:val="tabletext"/>
             </w:pPr>
-            <w:proofErr w:type="gramStart"/>
             <w:r>
               <w:t>{{</w:t>
             </w:r>
@@ -3596,14 +3498,7 @@
               <w:rPr>
                 <w:sz w:val="14"/>
               </w:rPr>
-              <w:t>theta</w:t>
-            </w:r>
-            <w:proofErr w:type="gramEnd"/>
-            <w:r>
-              <w:rPr>
-                <w:sz w:val="14"/>
-              </w:rPr>
-              <w:t>_range</w:t>
+              <w:t>theta_range</w:t>
             </w:r>
             <w:proofErr w:type="spellEnd"/>
             <w:r>
@@ -3643,7 +3538,6 @@
             <w:pPr>
               <w:pStyle w:val="tabletext"/>
             </w:pPr>
-            <w:proofErr w:type="gramStart"/>
             <w:r>
               <w:t>{{</w:t>
             </w:r>
@@ -3655,14 +3549,7 @@
               <w:rPr>
                 <w:sz w:val="14"/>
               </w:rPr>
-              <w:t>index</w:t>
-            </w:r>
-            <w:proofErr w:type="gramEnd"/>
-            <w:r>
-              <w:rPr>
-                <w:sz w:val="14"/>
-              </w:rPr>
-              <w:t>_ranges</w:t>
+              <w:t>index_ranges</w:t>
             </w:r>
             <w:proofErr w:type="spellEnd"/>
             <w:r>
@@ -3702,7 +3589,6 @@
             <w:pPr>
               <w:pStyle w:val="tabletext"/>
             </w:pPr>
-            <w:proofErr w:type="gramStart"/>
             <w:r>
               <w:t>{{</w:t>
             </w:r>
@@ -3717,7 +3603,6 @@
               <w:t>cif</w:t>
             </w:r>
             <w:proofErr w:type="spellEnd"/>
-            <w:proofErr w:type="gramEnd"/>
             <w:r>
               <w:rPr>
                 <w:sz w:val="14"/>
@@ -3769,7 +3654,6 @@
             <w:pPr>
               <w:pStyle w:val="tabletext"/>
             </w:pPr>
-            <w:proofErr w:type="gramStart"/>
             <w:r>
               <w:t>{{</w:t>
             </w:r>
@@ -3781,14 +3665,7 @@
               <w:rPr>
                 <w:sz w:val="12"/>
               </w:rPr>
-              <w:t>indepentent</w:t>
-            </w:r>
-            <w:proofErr w:type="gramEnd"/>
-            <w:r>
-              <w:rPr>
-                <w:sz w:val="12"/>
-              </w:rPr>
-              <w:t>_refl</w:t>
+              <w:t>indepentent_refl</w:t>
             </w:r>
             <w:proofErr w:type="spellEnd"/>
             <w:r>
@@ -3821,11 +3698,7 @@
             </w:r>
             <w:proofErr w:type="spellEnd"/>
             <w:r>
-              <w:t xml:space="preserve"> = </w:t>
-            </w:r>
-            <w:proofErr w:type="gramStart"/>
-            <w:r>
-              <w:t>{{</w:t>
+              <w:t xml:space="preserve"> = {{</w:t>
             </w:r>
             <w:r>
               <w:t xml:space="preserve"> </w:t>
@@ -3835,14 +3708,7 @@
               <w:rPr>
                 <w:sz w:val="14"/>
               </w:rPr>
-              <w:t>r</w:t>
-            </w:r>
-            <w:proofErr w:type="gramEnd"/>
-            <w:r>
-              <w:rPr>
-                <w:sz w:val="14"/>
-              </w:rPr>
-              <w:t>_int</w:t>
+              <w:t>r_int</w:t>
             </w:r>
             <w:proofErr w:type="spellEnd"/>
             <w:r>
@@ -3909,7 +3775,6 @@
             <w:pPr>
               <w:pStyle w:val="tabletext"/>
             </w:pPr>
-            <w:proofErr w:type="gramStart"/>
             <w:r>
               <w:t>Completeness</w:t>
             </w:r>
@@ -3917,130 +3782,121 @@
               <w:rPr>
                 <w:sz w:val="10"/>
               </w:rPr>
-              <w:t>{</w:t>
-            </w:r>
-            <w:proofErr w:type="gramEnd"/>
+              <w:t>{%</w:t>
+            </w:r>
             <w:r>
               <w:rPr>
                 <w:sz w:val="10"/>
               </w:rPr>
-              <w:t>%</w:t>
+              <w:t xml:space="preserve"> </w:t>
             </w:r>
             <w:r>
               <w:rPr>
                 <w:sz w:val="10"/>
               </w:rPr>
-              <w:t xml:space="preserve"> </w:t>
-            </w:r>
+              <w:t xml:space="preserve">if </w:t>
+            </w:r>
+            <w:proofErr w:type="spellStart"/>
             <w:r>
               <w:rPr>
                 <w:sz w:val="10"/>
               </w:rPr>
-              <w:t xml:space="preserve">if </w:t>
+              <w:t>theta_full</w:t>
+            </w:r>
+            <w:proofErr w:type="spellEnd"/>
+            <w:r>
+              <w:rPr>
+                <w:sz w:val="10"/>
+              </w:rPr>
+              <w:t xml:space="preserve"> </w:t>
+            </w:r>
+            <w:r>
+              <w:rPr>
+                <w:sz w:val="10"/>
+              </w:rPr>
+              <w:t>%}</w:t>
+            </w:r>
+            <w:r>
+              <w:t xml:space="preserve"> to </w:t>
+            </w:r>
+            <w:r>
+              <w:br/>
+            </w:r>
+            <w:r>
+              <w:t>θ</w:t>
+            </w:r>
+            <w:r>
+              <w:t xml:space="preserve"> = </w:t>
+            </w:r>
+            <w:r>
+              <w:t>{{</w:t>
             </w:r>
             <w:proofErr w:type="spellStart"/>
             <w:r>
               <w:rPr>
-                <w:sz w:val="10"/>
+                <w:sz w:val="14"/>
               </w:rPr>
               <w:t>theta_full</w:t>
             </w:r>
             <w:proofErr w:type="spellEnd"/>
             <w:r>
-              <w:rPr>
-                <w:sz w:val="10"/>
-              </w:rPr>
-              <w:t xml:space="preserve"> </w:t>
-            </w:r>
-            <w:r>
-              <w:rPr>
-                <w:sz w:val="10"/>
+              <w:t>}}</w:t>
+            </w:r>
+            <w:r>
+              <w:t>°</w:t>
+            </w:r>
+            <w:r>
+              <w:rPr>
+                <w:sz w:val="12"/>
+              </w:rPr>
+              <w:t>{%</w:t>
+            </w:r>
+            <w:r>
+              <w:rPr>
+                <w:sz w:val="12"/>
+              </w:rPr>
+              <w:t xml:space="preserve"> </w:t>
+            </w:r>
+            <w:r>
+              <w:rPr>
+                <w:sz w:val="12"/>
+              </w:rPr>
+              <w:t>endif</w:t>
+            </w:r>
+            <w:r>
+              <w:rPr>
+                <w:sz w:val="12"/>
+              </w:rPr>
+              <w:t xml:space="preserve"> </w:t>
+            </w:r>
+            <w:r>
+              <w:rPr>
+                <w:sz w:val="12"/>
               </w:rPr>
               <w:t>%}</w:t>
             </w:r>
-            <w:r>
-              <w:t xml:space="preserve"> to </w:t>
-            </w:r>
-            <w:r>
-              <w:br/>
-            </w:r>
-            <w:r>
-              <w:t>θ</w:t>
-            </w:r>
-            <w:r>
-              <w:t xml:space="preserve"> = </w:t>
-            </w:r>
+          </w:p>
+        </w:tc>
+        <w:tc>
+          <w:tcPr>
+            <w:tcW w:w="2267" w:type="dxa"/>
+          </w:tcPr>
+          <w:p>
+            <w:pPr>
+              <w:pStyle w:val="tabletext"/>
+            </w:pPr>
             <w:r>
               <w:t>{{</w:t>
             </w:r>
-            <w:proofErr w:type="spellStart"/>
+            <w:r>
+              <w:t xml:space="preserve"> </w:t>
+            </w:r>
             <w:r>
               <w:rPr>
                 <w:sz w:val="14"/>
               </w:rPr>
-              <w:t>theta_full</w:t>
-            </w:r>
-            <w:proofErr w:type="spellEnd"/>
-            <w:r>
-              <w:t>}}</w:t>
-            </w:r>
-            <w:r>
-              <w:t>°</w:t>
-            </w:r>
-            <w:r>
-              <w:rPr>
-                <w:sz w:val="12"/>
-              </w:rPr>
-              <w:t>{%</w:t>
-            </w:r>
-            <w:r>
-              <w:rPr>
-                <w:sz w:val="12"/>
-              </w:rPr>
-              <w:t xml:space="preserve"> </w:t>
-            </w:r>
-            <w:r>
-              <w:rPr>
-                <w:sz w:val="12"/>
-              </w:rPr>
-              <w:t>endif</w:t>
-            </w:r>
-            <w:r>
-              <w:rPr>
-                <w:sz w:val="12"/>
-              </w:rPr>
-              <w:t xml:space="preserve"> </w:t>
-            </w:r>
-            <w:r>
-              <w:rPr>
-                <w:sz w:val="12"/>
-              </w:rPr>
-              <w:t>%}</w:t>
-            </w:r>
-          </w:p>
-        </w:tc>
-        <w:tc>
-          <w:tcPr>
-            <w:tcW w:w="2267" w:type="dxa"/>
-          </w:tcPr>
-          <w:p>
-            <w:pPr>
-              <w:pStyle w:val="tabletext"/>
-            </w:pPr>
-            <w:proofErr w:type="gramStart"/>
-            <w:r>
-              <w:t>{{</w:t>
-            </w:r>
-            <w:r>
-              <w:t xml:space="preserve"> </w:t>
-            </w:r>
-            <w:r>
-              <w:rPr>
-                <w:sz w:val="14"/>
-              </w:rPr>
               <w:t>completeness</w:t>
             </w:r>
-            <w:proofErr w:type="gramEnd"/>
             <w:r>
               <w:rPr>
                 <w:sz w:val="14"/>
@@ -4081,7 +3937,6 @@
             <w:pPr>
               <w:pStyle w:val="tabletext"/>
             </w:pPr>
-            <w:proofErr w:type="gramStart"/>
             <w:r>
               <w:t>{{</w:t>
             </w:r>
@@ -4094,7 +3949,6 @@
               </w:rPr>
               <w:t>data</w:t>
             </w:r>
-            <w:proofErr w:type="gramEnd"/>
             <w:r>
               <w:t>}} / {{</w:t>
             </w:r>
@@ -4190,7 +4044,6 @@
             <w:pPr>
               <w:pStyle w:val="tabletext"/>
             </w:pPr>
-            <w:proofErr w:type="gramStart"/>
             <w:r>
               <w:t xml:space="preserve">{{ </w:t>
             </w:r>
@@ -4200,43 +4053,53 @@
                 <w:sz w:val="15"/>
                 <w:szCs w:val="18"/>
               </w:rPr>
-              <w:t>t</w:t>
-            </w:r>
-            <w:proofErr w:type="gramEnd"/>
+              <w:t>t_min</w:t>
+            </w:r>
+            <w:proofErr w:type="spellEnd"/>
             <w:r>
               <w:rPr>
                 <w:sz w:val="15"/>
                 <w:szCs w:val="18"/>
               </w:rPr>
-              <w:t>_min</w:t>
-            </w:r>
-            <w:proofErr w:type="spellEnd"/>
+              <w:t xml:space="preserve"> </w:t>
+            </w:r>
+            <w:r>
+              <w:t xml:space="preserve">}} / {{ </w:t>
+            </w:r>
+            <w:proofErr w:type="spellStart"/>
             <w:r>
               <w:rPr>
                 <w:sz w:val="15"/>
                 <w:szCs w:val="18"/>
               </w:rPr>
-              <w:t xml:space="preserve"> </w:t>
-            </w:r>
-            <w:r>
-              <w:t xml:space="preserve">}} / {{ </w:t>
-            </w:r>
-            <w:proofErr w:type="spellStart"/>
+              <w:t>t_m</w:t>
+            </w:r>
             <w:r>
               <w:rPr>
                 <w:sz w:val="15"/>
                 <w:szCs w:val="18"/>
               </w:rPr>
-              <w:t>t_m</w:t>
-            </w:r>
+              <w:t>ax</w:t>
+            </w:r>
+            <w:proofErr w:type="spellEnd"/>
             <w:r>
               <w:rPr>
                 <w:sz w:val="15"/>
                 <w:szCs w:val="18"/>
               </w:rPr>
-              <w:t>ax</w:t>
-            </w:r>
-            <w:proofErr w:type="spellEnd"/>
+              <w:t xml:space="preserve"> </w:t>
+            </w:r>
+            <w:r>
+              <w:t>}}</w:t>
+            </w:r>
+          </w:p>
+          <w:p>
+            <w:pPr>
+              <w:pStyle w:val="BodyText1"/>
+            </w:pPr>
+            <w:r>
+              <w:t>({{</w:t>
+            </w:r>
             <w:r>
               <w:rPr>
                 <w:sz w:val="15"/>
@@ -4244,38 +4107,15 @@
               </w:rPr>
               <w:t xml:space="preserve"> </w:t>
             </w:r>
-            <w:r>
-              <w:t>}}</w:t>
-            </w:r>
-          </w:p>
-          <w:p>
-            <w:pPr>
-              <w:pStyle w:val="BodyText1"/>
-            </w:pPr>
-            <w:r>
-              <w:t>(</w:t>
-            </w:r>
-            <w:proofErr w:type="gramStart"/>
-            <w:r>
-              <w:t>{{</w:t>
-            </w:r>
+            <w:proofErr w:type="spellStart"/>
             <w:r>
               <w:rPr>
                 <w:sz w:val="15"/>
                 <w:szCs w:val="18"/>
               </w:rPr>
-              <w:t xml:space="preserve"> </w:t>
-            </w:r>
-            <w:proofErr w:type="spellStart"/>
-            <w:r>
-              <w:rPr>
-                <w:sz w:val="15"/>
-                <w:szCs w:val="18"/>
-              </w:rPr>
               <w:t>abstype</w:t>
             </w:r>
             <w:proofErr w:type="spellEnd"/>
-            <w:proofErr w:type="gramEnd"/>
             <w:r>
               <w:rPr>
                 <w:sz w:val="15"/>
@@ -4326,13 +4166,8 @@
             <w:pPr>
               <w:pStyle w:val="tabletext"/>
             </w:pPr>
-            <w:proofErr w:type="gramStart"/>
-            <w:r>
-              <w:t>{{ goof</w:t>
-            </w:r>
-            <w:proofErr w:type="gramEnd"/>
-            <w:r>
-              <w:t xml:space="preserve"> }}</w:t>
+            <w:r>
+              <w:t>{{ goof }}</w:t>
             </w:r>
           </w:p>
         </w:tc>
@@ -4406,11 +4241,7 @@
               <w:t>1</w:t>
             </w:r>
             <w:r>
-              <w:t xml:space="preserve"> = </w:t>
-            </w:r>
-            <w:proofErr w:type="gramStart"/>
-            <w:r>
-              <w:t>{{</w:t>
+              <w:t xml:space="preserve"> = {{</w:t>
             </w:r>
             <w:r>
               <w:t xml:space="preserve"> </w:t>
@@ -4420,14 +4251,7 @@
               <w:rPr>
                 <w:sz w:val="14"/>
               </w:rPr>
-              <w:t>ls</w:t>
-            </w:r>
-            <w:proofErr w:type="gramEnd"/>
-            <w:r>
-              <w:rPr>
-                <w:sz w:val="14"/>
-              </w:rPr>
-              <w:t>_R_factor_gt</w:t>
+              <w:t>ls_R_factor_gt</w:t>
             </w:r>
             <w:proofErr w:type="spellEnd"/>
             <w:r>
@@ -4532,11 +4356,7 @@
               <w:t>1</w:t>
             </w:r>
             <w:r>
-              <w:t xml:space="preserve"> = </w:t>
-            </w:r>
-            <w:proofErr w:type="gramStart"/>
-            <w:r>
-              <w:t>{{</w:t>
+              <w:t xml:space="preserve"> = {{</w:t>
             </w:r>
             <w:r>
               <w:t xml:space="preserve"> </w:t>
@@ -4546,14 +4366,7 @@
               <w:rPr>
                 <w:sz w:val="14"/>
               </w:rPr>
-              <w:t>ls</w:t>
-            </w:r>
-            <w:proofErr w:type="gramEnd"/>
-            <w:r>
-              <w:rPr>
-                <w:sz w:val="14"/>
-              </w:rPr>
-              <w:t>_R_factor_all</w:t>
+              <w:t>ls_R_factor_all</w:t>
             </w:r>
             <w:proofErr w:type="spellEnd"/>
             <w:r>
@@ -4653,7 +4466,6 @@
                 <w:lang w:val="de-DE"/>
               </w:rPr>
             </w:pPr>
-            <w:proofErr w:type="gramStart"/>
             <w:r>
               <w:rPr>
                 <w:lang w:val="de-DE"/>
@@ -4672,15 +4484,7 @@
                 <w:sz w:val="12"/>
                 <w:lang w:val="de-DE"/>
               </w:rPr>
-              <w:t>diff</w:t>
-            </w:r>
-            <w:proofErr w:type="gramEnd"/>
-            <w:r>
-              <w:rPr>
-                <w:sz w:val="12"/>
-                <w:lang w:val="de-DE"/>
-              </w:rPr>
-              <w:t>_dens_max</w:t>
+              <w:t>diff_dens_max</w:t>
             </w:r>
             <w:proofErr w:type="spellEnd"/>
             <w:r>
@@ -4812,7 +4616,6 @@
             <w:tcW w:w="2267" w:type="dxa"/>
           </w:tcPr>
           <w:p>
-            <w:proofErr w:type="gramStart"/>
             <w:r>
               <w:t>{{</w:t>
             </w:r>
@@ -4828,7 +4631,6 @@
               <w:t>exti</w:t>
             </w:r>
             <w:proofErr w:type="spellEnd"/>
-            <w:proofErr w:type="gramEnd"/>
             <w:r>
               <w:rPr>
                 <w:sz w:val="16"/>
@@ -4974,7 +4776,6 @@
             <w:tcW w:w="2267" w:type="dxa"/>
           </w:tcPr>
           <w:p>
-            <w:proofErr w:type="gramStart"/>
             <w:r>
               <w:t>{{</w:t>
             </w:r>
@@ -4987,15 +4788,7 @@
                 <w:sz w:val="16"/>
                 <w:szCs w:val="20"/>
               </w:rPr>
-              <w:t>flack</w:t>
-            </w:r>
-            <w:proofErr w:type="gramEnd"/>
-            <w:r>
-              <w:rPr>
-                <w:sz w:val="16"/>
-                <w:szCs w:val="20"/>
-              </w:rPr>
-              <w:t>_x</w:t>
+              <w:t>flack_x</w:t>
             </w:r>
             <w:proofErr w:type="spellEnd"/>
             <w:r>
@@ -5056,6 +4849,7 @@
         </w:sectPr>
       </w:pPr>
       <w:r>
+        <w:lastRenderedPageBreak/>
         <w:br w:type="page"/>
       </w:r>
     </w:p>
@@ -5078,7 +4872,7 @@
     </w:p>
     <w:p>
       <w:pPr>
-        <w:pStyle w:val="berschrift2"/>
+        <w:pStyle w:val="Heading2"/>
       </w:pPr>
       <w:r>
         <w:t>Crystal habit of</w:t>
@@ -5091,17 +4885,12 @@
       <w:pPr>
         <w:pStyle w:val="Figure"/>
       </w:pPr>
-      <w:proofErr w:type="gramStart"/>
       <w:r>
         <w:t xml:space="preserve">{{ </w:t>
       </w:r>
       <w:proofErr w:type="spellStart"/>
       <w:r>
-        <w:t>crystal</w:t>
-      </w:r>
-      <w:proofErr w:type="gramEnd"/>
-      <w:r>
-        <w:t>_video</w:t>
+        <w:t>crystal_video</w:t>
       </w:r>
       <w:proofErr w:type="spellEnd"/>
       <w:r>
@@ -5110,7 +4899,7 @@
     </w:p>
     <w:p>
       <w:pPr>
-        <w:pStyle w:val="berschrift2"/>
+        <w:pStyle w:val="Heading2"/>
       </w:pPr>
       <w:r>
         <w:t>{%p endif %}</w:t>
@@ -5118,7 +4907,7 @@
     </w:p>
     <w:p>
       <w:pPr>
-        <w:pStyle w:val="berschrift2"/>
+        <w:pStyle w:val="Heading2"/>
       </w:pPr>
       <w:r>
         <w:t>{%</w:t>
@@ -5163,25 +4952,16 @@
     </w:p>
     <w:p>
       <w:pPr>
-        <w:pStyle w:val="berschrift2"/>
+        <w:pStyle w:val="Heading2"/>
       </w:pPr>
       <w:r>
-        <w:t xml:space="preserve">Refinement details for </w:t>
-      </w:r>
-      <w:proofErr w:type="gramStart"/>
-      <w:r>
-        <w:t>{{ cif.block.name</w:t>
-      </w:r>
-      <w:proofErr w:type="gramEnd"/>
-      <w:r>
-        <w:t xml:space="preserve"> }}</w:t>
+        <w:t>Refinement details for {{ cif.block.name }}</w:t>
       </w:r>
     </w:p>
     <w:p>
       <w:pPr>
         <w:pStyle w:val="BodyText1"/>
       </w:pPr>
-      <w:proofErr w:type="gramStart"/>
       <w:r>
         <w:t>{</w:t>
       </w:r>
@@ -5193,11 +4973,7 @@
       </w:r>
       <w:proofErr w:type="spellStart"/>
       <w:r>
-        <w:t>refinement</w:t>
-      </w:r>
-      <w:proofErr w:type="gramEnd"/>
-      <w:r>
-        <w:t>_details</w:t>
+        <w:t>refinement_details</w:t>
       </w:r>
       <w:proofErr w:type="spellEnd"/>
       <w:r>
@@ -5237,7 +5013,7 @@
     </w:p>
     <w:p>
       <w:pPr>
-        <w:pStyle w:val="berschrift2"/>
+        <w:pStyle w:val="Heading2"/>
       </w:pPr>
       <w:r>
         <w:t>{%</w:t>
@@ -5288,7 +5064,7 @@
     </w:p>
     <w:p>
       <w:pPr>
-        <w:pStyle w:val="berschrift2"/>
+        <w:pStyle w:val="Heading2"/>
       </w:pPr>
       <w:r>
         <w:t xml:space="preserve">Table </w:t>
@@ -5363,20 +5139,12 @@
         <w:t>2</w:t>
       </w:r>
       <w:r>
-        <w:t xml:space="preserve">] for </w:t>
-      </w:r>
-      <w:proofErr w:type="gramStart"/>
-      <w:r>
-        <w:t>{{ cif.block.name</w:t>
-      </w:r>
-      <w:proofErr w:type="gramEnd"/>
-      <w:r>
-        <w:t xml:space="preserve"> }}</w:t>
+        <w:t>] for {{ cif.block.name }}</w:t>
       </w:r>
     </w:p>
     <w:tbl>
       <w:tblPr>
-        <w:tblStyle w:val="TabellemithellemGitternetz"/>
+        <w:tblStyle w:val="TableGridLight"/>
         <w:tblW w:w="0" w:type="auto"/>
         <w:tblLayout w:type="fixed"/>
         <w:tblLook w:val="04A0" w:firstRow="1" w:lastRow="0" w:firstColumn="1" w:lastColumn="0" w:noHBand="0" w:noVBand="1"/>
@@ -5585,7 +5353,6 @@
             <w:pPr>
               <w:pStyle w:val="BodyText1"/>
             </w:pPr>
-            <w:proofErr w:type="gramStart"/>
             <w:r>
               <w:t xml:space="preserve">{{ </w:t>
             </w:r>
@@ -5597,7 +5364,6 @@
               </w:rPr>
               <w:t>atom</w:t>
             </w:r>
-            <w:proofErr w:type="gramEnd"/>
             <w:r>
               <w:rPr>
                 <w:sz w:val="16"/>
@@ -5624,7 +5390,6 @@
             <w:pPr>
               <w:pStyle w:val="BodyText1"/>
             </w:pPr>
-            <w:proofErr w:type="gramStart"/>
             <w:r>
               <w:t xml:space="preserve">{{ </w:t>
             </w:r>
@@ -5635,7 +5400,6 @@
               </w:rPr>
               <w:t>atom</w:t>
             </w:r>
-            <w:proofErr w:type="gramEnd"/>
             <w:r>
               <w:t>.x</w:t>
             </w:r>
@@ -5653,7 +5417,6 @@
             <w:pPr>
               <w:pStyle w:val="BodyText1"/>
             </w:pPr>
-            <w:proofErr w:type="gramStart"/>
             <w:r>
               <w:t xml:space="preserve">{{ </w:t>
             </w:r>
@@ -5664,7 +5427,6 @@
               </w:rPr>
               <w:t>atom</w:t>
             </w:r>
-            <w:proofErr w:type="gramEnd"/>
             <w:r>
               <w:t>.y</w:t>
             </w:r>
@@ -5682,7 +5444,6 @@
             <w:pPr>
               <w:pStyle w:val="BodyText1"/>
             </w:pPr>
-            <w:proofErr w:type="gramStart"/>
             <w:r>
               <w:t xml:space="preserve">{{ </w:t>
             </w:r>
@@ -5693,7 +5454,6 @@
               </w:rPr>
               <w:t>atom</w:t>
             </w:r>
-            <w:proofErr w:type="gramEnd"/>
             <w:r>
               <w:t>.z</w:t>
             </w:r>
@@ -5711,7 +5471,6 @@
             <w:pPr>
               <w:pStyle w:val="BodyText1"/>
             </w:pPr>
-            <w:proofErr w:type="gramStart"/>
             <w:r>
               <w:t xml:space="preserve">{{ </w:t>
             </w:r>
@@ -5722,7 +5481,6 @@
               </w:rPr>
               <w:t>atom</w:t>
             </w:r>
-            <w:proofErr w:type="gramEnd"/>
             <w:r>
               <w:t>.u_eq</w:t>
             </w:r>
@@ -5929,19 +5687,11 @@
         <w:t xml:space="preserve">and </w:t>
       </w:r>
       <w:proofErr w:type="spellStart"/>
-      <w:proofErr w:type="gramStart"/>
       <w:r>
         <w:rPr>
           <w:color w:val="00B050"/>
         </w:rPr>
-        <w:t>options.report</w:t>
-      </w:r>
-      <w:proofErr w:type="gramEnd"/>
-      <w:r>
-        <w:rPr>
-          <w:color w:val="00B050"/>
-        </w:rPr>
-        <w:t>_adp</w:t>
+        <w:t>options.report_adp</w:t>
       </w:r>
       <w:proofErr w:type="spellEnd"/>
       <w:r>
@@ -5959,7 +5709,7 @@
     </w:p>
     <w:p>
       <w:pPr>
-        <w:pStyle w:val="berschrift2"/>
+        <w:pStyle w:val="Heading2"/>
       </w:pPr>
       <w:r>
         <w:t xml:space="preserve">Table </w:t>
@@ -6020,15 +5770,7 @@
         <w:t>]</w:t>
       </w:r>
       <w:r>
-        <w:t xml:space="preserve"> for </w:t>
-      </w:r>
-      <w:proofErr w:type="gramStart"/>
-      <w:r>
-        <w:t>{{ cif.block.name</w:t>
-      </w:r>
-      <w:proofErr w:type="gramEnd"/>
-      <w:r>
-        <w:t xml:space="preserve"> }}. The anisotropic displacement factor exponent takes the form: −2π</w:t>
+        <w:t xml:space="preserve"> for {{ cif.block.name }}. The anisotropic displacement factor exponent takes the form: −2π</w:t>
       </w:r>
       <w:r>
         <w:rPr>
@@ -6120,7 +5862,6 @@
         </w:rPr>
         <w:t>2hka*b*U</w:t>
       </w:r>
-      <w:proofErr w:type="gramStart"/>
       <w:r>
         <w:rPr>
           <w:vertAlign w:val="subscript"/>
@@ -6130,11 +5871,10 @@
       <w:r>
         <w:t> ]</w:t>
       </w:r>
-      <w:proofErr w:type="gramEnd"/>
     </w:p>
     <w:tbl>
       <w:tblPr>
-        <w:tblStyle w:val="TabellemithellemGitternetz"/>
+        <w:tblStyle w:val="TableGridLight"/>
         <w:tblW w:w="9634" w:type="dxa"/>
         <w:tblLayout w:type="fixed"/>
         <w:tblLook w:val="04A0" w:firstRow="1" w:lastRow="0" w:firstColumn="1" w:lastColumn="0" w:noHBand="0" w:noVBand="1"/>
@@ -6350,31 +6090,22 @@
                 <w:color w:val="C00000"/>
                 <w:sz w:val="14"/>
               </w:rPr>
-              <w:t>displacement_</w:t>
-            </w:r>
-            <w:proofErr w:type="gramStart"/>
+              <w:t>displacement_parameters</w:t>
+            </w:r>
+            <w:proofErr w:type="spellEnd"/>
             <w:r>
               <w:rPr>
                 <w:color w:val="C00000"/>
                 <w:sz w:val="14"/>
               </w:rPr>
-              <w:t>parameters</w:t>
-            </w:r>
-            <w:proofErr w:type="spellEnd"/>
-            <w:r>
-              <w:rPr>
-                <w:color w:val="C00000"/>
+              <w:t xml:space="preserve">  </w:t>
+            </w:r>
+            <w:r>
+              <w:rPr>
                 <w:sz w:val="14"/>
               </w:rPr>
-              <w:t xml:space="preserve">  </w:t>
-            </w:r>
-            <w:r>
-              <w:rPr>
-                <w:sz w:val="14"/>
-              </w:rPr>
               <w:t>%</w:t>
             </w:r>
-            <w:proofErr w:type="gramEnd"/>
             <w:r>
               <w:t>}</w:t>
             </w:r>
@@ -6450,7 +6181,6 @@
             <w:pPr>
               <w:jc w:val="both"/>
             </w:pPr>
-            <w:proofErr w:type="gramStart"/>
             <w:r>
               <w:t xml:space="preserve">{{ </w:t>
             </w:r>
@@ -6462,7 +6192,6 @@
               </w:rPr>
               <w:t>atom</w:t>
             </w:r>
-            <w:proofErr w:type="gramEnd"/>
             <w:r>
               <w:rPr>
                 <w:sz w:val="16"/>
@@ -6489,7 +6218,6 @@
             <w:pPr>
               <w:jc w:val="both"/>
             </w:pPr>
-            <w:proofErr w:type="gramStart"/>
             <w:r>
               <w:t xml:space="preserve">{{ </w:t>
             </w:r>
@@ -6499,7 +6227,6 @@
               </w:rPr>
               <w:t>atom</w:t>
             </w:r>
-            <w:proofErr w:type="gramEnd"/>
             <w:r>
               <w:t>.U11 }}</w:t>
             </w:r>
@@ -6513,7 +6240,6 @@
             <w:pPr>
               <w:jc w:val="both"/>
             </w:pPr>
-            <w:proofErr w:type="gramStart"/>
             <w:r>
               <w:t xml:space="preserve">{{ </w:t>
             </w:r>
@@ -6523,7 +6249,6 @@
               </w:rPr>
               <w:t>atom</w:t>
             </w:r>
-            <w:proofErr w:type="gramEnd"/>
             <w:r>
               <w:t>.U22 }}</w:t>
             </w:r>
@@ -6537,7 +6262,6 @@
             <w:pPr>
               <w:jc w:val="both"/>
             </w:pPr>
-            <w:proofErr w:type="gramStart"/>
             <w:r>
               <w:t xml:space="preserve">{{ </w:t>
             </w:r>
@@ -6547,7 +6271,6 @@
               </w:rPr>
               <w:t>atom</w:t>
             </w:r>
-            <w:proofErr w:type="gramEnd"/>
             <w:r>
               <w:t>.U33 }}</w:t>
             </w:r>
@@ -6561,7 +6284,6 @@
             <w:pPr>
               <w:jc w:val="both"/>
             </w:pPr>
-            <w:proofErr w:type="gramStart"/>
             <w:r>
               <w:t xml:space="preserve">{{ </w:t>
             </w:r>
@@ -6571,7 +6293,6 @@
               </w:rPr>
               <w:t>atom</w:t>
             </w:r>
-            <w:proofErr w:type="gramEnd"/>
             <w:r>
               <w:t>.U23 }}</w:t>
             </w:r>
@@ -6585,7 +6306,6 @@
             <w:pPr>
               <w:jc w:val="both"/>
             </w:pPr>
-            <w:proofErr w:type="gramStart"/>
             <w:r>
               <w:t xml:space="preserve">{{ </w:t>
             </w:r>
@@ -6595,7 +6315,6 @@
               </w:rPr>
               <w:t>atom</w:t>
             </w:r>
-            <w:proofErr w:type="gramEnd"/>
             <w:r>
               <w:t>.U13 }}</w:t>
             </w:r>
@@ -6609,7 +6328,6 @@
             <w:pPr>
               <w:jc w:val="both"/>
             </w:pPr>
-            <w:proofErr w:type="gramStart"/>
             <w:r>
               <w:t xml:space="preserve">{{ </w:t>
             </w:r>
@@ -6619,7 +6337,6 @@
               </w:rPr>
               <w:t>atom</w:t>
             </w:r>
-            <w:proofErr w:type="gramEnd"/>
             <w:r>
               <w:t>.U12 }}</w:t>
             </w:r>
@@ -6804,7 +6521,7 @@
     </w:p>
     <w:p>
       <w:pPr>
-        <w:pStyle w:val="berschrift2"/>
+        <w:pStyle w:val="Heading2"/>
         <w:sectPr>
           <w:pgSz w:w="11900" w:h="16840"/>
           <w:pgMar w:top="1418" w:right="1021" w:bottom="1418" w:left="1276" w:header="709" w:footer="709" w:gutter="0"/>
@@ -6834,20 +6551,12 @@
         <w:fldChar w:fldCharType="end"/>
       </w:r>
       <w:r>
-        <w:t xml:space="preserve"> Bond lengths and angles for </w:t>
-      </w:r>
-      <w:proofErr w:type="gramStart"/>
-      <w:r>
-        <w:t>{{ cif.block.name</w:t>
-      </w:r>
-      <w:proofErr w:type="gramEnd"/>
-      <w:r>
-        <w:t xml:space="preserve"> }}</w:t>
+        <w:t xml:space="preserve"> Bond lengths and angles for {{ cif.block.name }}</w:t>
       </w:r>
     </w:p>
     <w:tbl>
       <w:tblPr>
-        <w:tblStyle w:val="Tabellenraster"/>
+        <w:tblStyle w:val="TableGrid"/>
         <w:tblW w:w="0" w:type="auto"/>
         <w:tblLook w:val="04A0" w:firstRow="1" w:lastRow="0" w:firstColumn="1" w:lastColumn="0" w:noHBand="0" w:noVBand="1"/>
       </w:tblPr>
@@ -6963,7 +6672,6 @@
             <w:tcW w:w="2098" w:type="dxa"/>
           </w:tcPr>
           <w:p>
-            <w:proofErr w:type="gramStart"/>
             <w:r>
               <w:t>{{</w:t>
             </w:r>
@@ -6974,7 +6682,6 @@
             <w:r>
               <w:t>b</w:t>
             </w:r>
-            <w:proofErr w:type="gramEnd"/>
             <w:r>
               <w:t>.</w:t>
             </w:r>
@@ -6995,7 +6702,6 @@
             <w:tcW w:w="1417" w:type="dxa"/>
           </w:tcPr>
           <w:p>
-            <w:proofErr w:type="gramStart"/>
             <w:r>
               <w:t>{{</w:t>
             </w:r>
@@ -7004,11 +6710,7 @@
             </w:r>
             <w:proofErr w:type="spellStart"/>
             <w:r>
-              <w:t>b</w:t>
-            </w:r>
-            <w:proofErr w:type="gramEnd"/>
-            <w:r>
-              <w:t>.dist</w:t>
+              <w:t>b.dist</w:t>
             </w:r>
             <w:proofErr w:type="spellEnd"/>
             <w:r>
@@ -7160,7 +6862,6 @@
             <w:tcW w:w="2098" w:type="dxa"/>
           </w:tcPr>
           <w:p>
-            <w:proofErr w:type="gramStart"/>
             <w:r>
               <w:t>{{</w:t>
             </w:r>
@@ -7169,11 +6870,7 @@
             </w:r>
             <w:proofErr w:type="spellStart"/>
             <w:r>
-              <w:t>a</w:t>
-            </w:r>
-            <w:proofErr w:type="gramEnd"/>
-            <w:r>
-              <w:t>.atoms</w:t>
+              <w:t>a.atoms</w:t>
             </w:r>
             <w:proofErr w:type="spellEnd"/>
             <w:r>
@@ -7189,7 +6886,6 @@
             <w:tcW w:w="1417" w:type="dxa"/>
           </w:tcPr>
           <w:p>
-            <w:proofErr w:type="gramStart"/>
             <w:r>
               <w:t>{{</w:t>
             </w:r>
@@ -7198,11 +6894,7 @@
             </w:r>
             <w:proofErr w:type="spellStart"/>
             <w:r>
-              <w:t>a</w:t>
-            </w:r>
-            <w:proofErr w:type="gramEnd"/>
-            <w:r>
-              <w:t>.angle</w:t>
+              <w:t>a.angle</w:t>
             </w:r>
             <w:proofErr w:type="spellEnd"/>
             <w:r>
@@ -7286,7 +6978,6 @@
         <w:t xml:space="preserve"> </w:t>
       </w:r>
       <w:proofErr w:type="spellStart"/>
-      <w:proofErr w:type="gramStart"/>
       <w:r>
         <w:rPr>
           <w:color w:val="ED7D31" w:themeColor="accent2"/>
@@ -7297,14 +6988,7 @@
         <w:rPr>
           <w:color w:val="ED7D31" w:themeColor="accent2"/>
         </w:rPr>
-        <w:t>without</w:t>
-      </w:r>
-      <w:proofErr w:type="gramEnd"/>
-      <w:r>
-        <w:rPr>
-          <w:color w:val="ED7D31" w:themeColor="accent2"/>
-        </w:rPr>
-        <w:t>_h</w:t>
+        <w:t>without_h</w:t>
       </w:r>
       <w:proofErr w:type="spellEnd"/>
       <w:r>
@@ -7342,16 +7026,11 @@
         </w:rPr>
         <w:t xml:space="preserve">endif </w:t>
       </w:r>
-      <w:proofErr w:type="gramStart"/>
       <w:r>
         <w:t>%}</w:t>
       </w:r>
       <w:r>
-        <w:t>{</w:t>
-      </w:r>
-      <w:proofErr w:type="gramEnd"/>
-      <w:r>
-        <w:t>%</w:t>
+        <w:t>{%</w:t>
       </w:r>
       <w:r>
         <w:t xml:space="preserve"> </w:t>
@@ -7503,10 +7182,9 @@
     </w:p>
     <w:p>
       <w:pPr>
-        <w:pStyle w:val="berschrift2"/>
+        <w:pStyle w:val="Heading2"/>
       </w:pPr>
       <w:r>
-        <w:lastRenderedPageBreak/>
         <w:t>Table</w:t>
       </w:r>
       <w:r>
@@ -7531,15 +7209,7 @@
         <w:fldChar w:fldCharType="end"/>
       </w:r>
       <w:r>
-        <w:t xml:space="preserve"> Torsion angles for </w:t>
-      </w:r>
-      <w:proofErr w:type="gramStart"/>
-      <w:r>
-        <w:t>{{ cif.block.name</w:t>
-      </w:r>
-      <w:proofErr w:type="gramEnd"/>
-      <w:r>
-        <w:t xml:space="preserve"> }}</w:t>
+        <w:t xml:space="preserve"> Torsion angles for {{ cif.block.name }}</w:t>
       </w:r>
     </w:p>
     <w:p>
@@ -7555,7 +7225,7 @@
     </w:p>
     <w:tbl>
       <w:tblPr>
-        <w:tblStyle w:val="Tabellenraster"/>
+        <w:tblStyle w:val="TableGrid"/>
         <w:tblW w:w="0" w:type="auto"/>
         <w:tblLook w:val="04A0" w:firstRow="1" w:lastRow="0" w:firstColumn="1" w:lastColumn="0" w:noHBand="0" w:noVBand="1"/>
       </w:tblPr>
@@ -7576,6 +7246,7 @@
               <w:rPr>
                 <w:b/>
               </w:rPr>
+              <w:lastRenderedPageBreak/>
               <w:t>Atom–Atom–Atom–Atom</w:t>
             </w:r>
           </w:p>
@@ -7656,7 +7327,6 @@
             <w:tcW w:w="2381" w:type="dxa"/>
           </w:tcPr>
           <w:p>
-            <w:proofErr w:type="gramStart"/>
             <w:r>
               <w:t>{{</w:t>
             </w:r>
@@ -7667,7 +7337,6 @@
             <w:r>
               <w:t>t</w:t>
             </w:r>
-            <w:proofErr w:type="gramEnd"/>
             <w:r>
               <w:t>.atoms</w:t>
             </w:r>
@@ -7685,7 +7354,6 @@
             <w:tcW w:w="1701" w:type="dxa"/>
           </w:tcPr>
           <w:p>
-            <w:proofErr w:type="gramStart"/>
             <w:r>
               <w:t>{{</w:t>
             </w:r>
@@ -7696,7 +7364,6 @@
             <w:r>
               <w:t>t</w:t>
             </w:r>
-            <w:proofErr w:type="gramEnd"/>
             <w:r>
               <w:t>.</w:t>
             </w:r>
@@ -7771,19 +7438,11 @@
         <w:t xml:space="preserve">if </w:t>
       </w:r>
       <w:proofErr w:type="spellStart"/>
-      <w:proofErr w:type="gramStart"/>
       <w:r>
         <w:rPr>
           <w:color w:val="ED7D31" w:themeColor="accent2"/>
         </w:rPr>
-        <w:t>options.without</w:t>
-      </w:r>
-      <w:proofErr w:type="gramEnd"/>
-      <w:r>
-        <w:rPr>
-          <w:color w:val="ED7D31" w:themeColor="accent2"/>
-        </w:rPr>
-        <w:t>_h</w:t>
+        <w:t>options.without_h</w:t>
       </w:r>
       <w:proofErr w:type="spellEnd"/>
       <w:r>
@@ -7818,16 +7477,11 @@
         </w:rPr>
         <w:t xml:space="preserve">endif </w:t>
       </w:r>
-      <w:proofErr w:type="gramStart"/>
       <w:r>
         <w:t>%}</w:t>
       </w:r>
       <w:r>
-        <w:t>{</w:t>
-      </w:r>
-      <w:proofErr w:type="gramEnd"/>
-      <w:r>
-        <w:t>%</w:t>
+        <w:t>{%</w:t>
       </w:r>
       <w:r>
         <w:t xml:space="preserve"> </w:t>
@@ -7981,7 +7635,7 @@
     </w:p>
     <w:p>
       <w:pPr>
-        <w:pStyle w:val="berschrift2"/>
+        <w:pStyle w:val="Heading2"/>
       </w:pPr>
       <w:r>
         <w:t xml:space="preserve">Table </w:t>
@@ -8005,28 +7659,20 @@
         <w:fldChar w:fldCharType="end"/>
       </w:r>
       <w:r>
-        <w:t xml:space="preserve"> Hydrogen bonds for </w:t>
-      </w:r>
-      <w:proofErr w:type="gramStart"/>
-      <w:r>
-        <w:t>{{ cif.block.name</w:t>
-      </w:r>
-      <w:proofErr w:type="gramEnd"/>
-      <w:r>
-        <w:t xml:space="preserve"> }}</w:t>
+        <w:t xml:space="preserve"> Hydrogen bonds for {{ cif.block.name }}</w:t>
       </w:r>
     </w:p>
     <w:tbl>
       <w:tblPr>
-        <w:tblStyle w:val="Tabellenraster"/>
+        <w:tblStyle w:val="TableGrid"/>
         <w:tblW w:w="0" w:type="auto"/>
         <w:tblLook w:val="04A0" w:firstRow="1" w:lastRow="0" w:firstColumn="1" w:lastColumn="0" w:noHBand="0" w:noVBand="1"/>
       </w:tblPr>
       <w:tblGrid>
         <w:gridCol w:w="2268"/>
         <w:gridCol w:w="1593"/>
-        <w:gridCol w:w="2059"/>
-        <w:gridCol w:w="2059"/>
+        <w:gridCol w:w="2056"/>
+        <w:gridCol w:w="2055"/>
         <w:gridCol w:w="1417"/>
       </w:tblGrid>
       <w:tr>
@@ -8308,12 +7954,10 @@
               <w:t>{{</w:t>
             </w:r>
             <w:proofErr w:type="spellStart"/>
-            <w:proofErr w:type="gramStart"/>
             <w:r>
               <w:t>h.atoms</w:t>
             </w:r>
             <w:proofErr w:type="spellEnd"/>
-            <w:proofErr w:type="gramEnd"/>
             <w:r>
               <w:t>}}</w:t>
             </w:r>
@@ -8328,19 +7972,32 @@
               <w:t>{{</w:t>
             </w:r>
             <w:proofErr w:type="spellStart"/>
-            <w:proofErr w:type="gramStart"/>
             <w:r>
               <w:rPr>
                 <w:sz w:val="16"/>
               </w:rPr>
-              <w:t>h.dist</w:t>
-            </w:r>
-            <w:proofErr w:type="gramEnd"/>
+              <w:t>h.dist_dh</w:t>
+            </w:r>
+            <w:proofErr w:type="spellEnd"/>
+            <w:r>
+              <w:t>}}</w:t>
+            </w:r>
+          </w:p>
+        </w:tc>
+        <w:tc>
+          <w:tcPr>
+            <w:tcW w:w="1417" w:type="dxa"/>
+          </w:tcPr>
+          <w:p>
+            <w:r>
+              <w:t>{{</w:t>
+            </w:r>
+            <w:proofErr w:type="spellStart"/>
             <w:r>
               <w:rPr>
                 <w:sz w:val="16"/>
               </w:rPr>
-              <w:t>_dh</w:t>
+              <w:t>h.dist_ha</w:t>
             </w:r>
             <w:proofErr w:type="spellEnd"/>
             <w:r>
@@ -8357,77 +8014,32 @@
               <w:t>{{</w:t>
             </w:r>
             <w:proofErr w:type="spellStart"/>
-            <w:proofErr w:type="gramStart"/>
             <w:r>
               <w:rPr>
                 <w:sz w:val="16"/>
               </w:rPr>
-              <w:t>h.dist</w:t>
-            </w:r>
-            <w:proofErr w:type="gramEnd"/>
+              <w:t>h.dist_da</w:t>
+            </w:r>
+            <w:proofErr w:type="spellEnd"/>
+            <w:r>
+              <w:t>}}</w:t>
+            </w:r>
+          </w:p>
+        </w:tc>
+        <w:tc>
+          <w:tcPr>
+            <w:tcW w:w="1417" w:type="dxa"/>
+          </w:tcPr>
+          <w:p>
+            <w:r>
+              <w:t>{{</w:t>
+            </w:r>
+            <w:proofErr w:type="spellStart"/>
             <w:r>
               <w:rPr>
                 <w:sz w:val="16"/>
               </w:rPr>
-              <w:t>_ha</w:t>
-            </w:r>
-            <w:proofErr w:type="spellEnd"/>
-            <w:r>
-              <w:t>}}</w:t>
-            </w:r>
-          </w:p>
-        </w:tc>
-        <w:tc>
-          <w:tcPr>
-            <w:tcW w:w="1417" w:type="dxa"/>
-          </w:tcPr>
-          <w:p>
-            <w:r>
-              <w:t>{{</w:t>
-            </w:r>
-            <w:proofErr w:type="spellStart"/>
-            <w:proofErr w:type="gramStart"/>
-            <w:r>
-              <w:rPr>
-                <w:sz w:val="16"/>
-              </w:rPr>
-              <w:t>h.dist</w:t>
-            </w:r>
-            <w:proofErr w:type="gramEnd"/>
-            <w:r>
-              <w:rPr>
-                <w:sz w:val="16"/>
-              </w:rPr>
-              <w:t>_da</w:t>
-            </w:r>
-            <w:proofErr w:type="spellEnd"/>
-            <w:r>
-              <w:t>}}</w:t>
-            </w:r>
-          </w:p>
-        </w:tc>
-        <w:tc>
-          <w:tcPr>
-            <w:tcW w:w="1417" w:type="dxa"/>
-          </w:tcPr>
-          <w:p>
-            <w:r>
-              <w:t>{{</w:t>
-            </w:r>
-            <w:proofErr w:type="spellStart"/>
-            <w:proofErr w:type="gramStart"/>
-            <w:r>
-              <w:rPr>
-                <w:sz w:val="16"/>
-              </w:rPr>
-              <w:t>h.angle</w:t>
-            </w:r>
-            <w:proofErr w:type="gramEnd"/>
-            <w:r>
-              <w:rPr>
-                <w:sz w:val="16"/>
-              </w:rPr>
-              <w:t>_dha</w:t>
+              <w:t>h.angle_dha</w:t>
             </w:r>
             <w:proofErr w:type="spellEnd"/>
             <w:r>
@@ -8534,13 +8146,8 @@
         </w:rPr>
         <w:t xml:space="preserve"> </w:t>
       </w:r>
-      <w:proofErr w:type="gramStart"/>
-      <w:r>
-        <w:t>%}{</w:t>
-      </w:r>
-      <w:proofErr w:type="gramEnd"/>
-      <w:r>
-        <w:t>{</w:t>
+      <w:r>
+        <w:t>%}{{</w:t>
       </w:r>
       <w:r>
         <w:t xml:space="preserve">r </w:t>
@@ -8633,31 +8240,21 @@
         <w:t xml:space="preserve">if </w:t>
       </w:r>
       <w:proofErr w:type="spellStart"/>
-      <w:proofErr w:type="gramStart"/>
       <w:r>
         <w:rPr>
           <w:color w:val="C00000"/>
           <w:sz w:val="16"/>
           <w:szCs w:val="20"/>
         </w:rPr>
-        <w:t>options.report</w:t>
-      </w:r>
-      <w:proofErr w:type="gramEnd"/>
+        <w:t>options.report_text</w:t>
+      </w:r>
+      <w:proofErr w:type="spellEnd"/>
       <w:r>
         <w:rPr>
           <w:color w:val="C00000"/>
           <w:sz w:val="16"/>
           <w:szCs w:val="20"/>
         </w:rPr>
-        <w:t>_text</w:t>
-      </w:r>
-      <w:proofErr w:type="spellEnd"/>
-      <w:r>
-        <w:rPr>
-          <w:color w:val="C00000"/>
-          <w:sz w:val="16"/>
-          <w:szCs w:val="20"/>
-        </w:rPr>
         <w:t xml:space="preserve"> </w:t>
       </w:r>
       <w:r>
@@ -8666,7 +8263,7 @@
     </w:p>
     <w:p>
       <w:pPr>
-        <w:pStyle w:val="berschrift2"/>
+        <w:pStyle w:val="Heading2"/>
       </w:pPr>
       <w:r>
         <w:t>Bibliography</w:t>
@@ -8695,7 +8292,6 @@
         <w:t xml:space="preserve"> in </w:t>
       </w:r>
       <w:proofErr w:type="spellStart"/>
-      <w:proofErr w:type="gramStart"/>
       <w:r>
         <w:t>references</w:t>
       </w:r>
@@ -8703,7 +8299,6 @@
         <w:t>.items</w:t>
       </w:r>
       <w:proofErr w:type="spellEnd"/>
-      <w:proofErr w:type="gramEnd"/>
       <w:r>
         <w:t>()</w:t>
       </w:r>
@@ -8718,7 +8313,6 @@
       <w:r>
         <w:t>[</w:t>
       </w:r>
-      <w:proofErr w:type="gramStart"/>
       <w:r>
         <w:t>{{</w:t>
       </w:r>
@@ -8729,7 +8323,6 @@
       <w:r>
         <w:t>num</w:t>
       </w:r>
-      <w:proofErr w:type="gramEnd"/>
       <w:r>
         <w:t>|e</w:t>
       </w:r>
@@ -8826,7 +8419,7 @@
 </file>
 
 <file path=word/endnotes.xml><?xml version="1.0" encoding="utf-8"?>
-<w:endnotes xmlns:wpc="http://schemas.microsoft.com/office/word/2010/wordprocessingCanvas" xmlns:cx="http://schemas.microsoft.com/office/drawing/2014/chartex" xmlns:cx1="http://schemas.microsoft.com/office/drawing/2015/9/8/chartex" xmlns:cx2="http://schemas.microsoft.com/office/drawing/2015/10/21/chartex" xmlns:cx3="http://schemas.microsoft.com/office/drawing/2016/5/9/chartex" xmlns:cx4="http://schemas.microsoft.com/office/drawing/2016/5/10/chartex" xmlns:cx5="http://schemas.microsoft.com/office/drawing/2016/5/11/chartex" xmlns:cx6="http://schemas.microsoft.com/office/drawing/2016/5/12/chartex" xmlns:cx7="http://schemas.microsoft.com/office/drawing/2016/5/13/chartex" xmlns:cx8="http://schemas.microsoft.com/office/drawing/2016/5/14/chartex" xmlns:mc="http://schemas.openxmlformats.org/markup-compatibility/2006" xmlns:aink="http://schemas.microsoft.com/office/drawing/2016/ink" xmlns:am3d="http://schemas.microsoft.com/office/drawing/2017/model3d" xmlns:o="urn:schemas-microsoft-com:office:office" xmlns:oel="http://schemas.microsoft.com/office/2019/extlst" xmlns:r="http://schemas.openxmlformats.org/officeDocument/2006/relationships" xmlns:m="http://schemas.openxmlformats.org/officeDocument/2006/math" xmlns:v="urn:schemas-microsoft-com:vml" xmlns:wp14="http://schemas.microsoft.com/office/word/2010/wordprocessingDrawing" xmlns:wp="http://schemas.openxmlformats.org/drawingml/2006/wordprocessingDrawing" xmlns:w10="urn:schemas-microsoft-com:office:word" xmlns:w="http://schemas.openxmlformats.org/wordprocessingml/2006/main" xmlns:w14="http://schemas.microsoft.com/office/word/2010/wordml" xmlns:w15="http://schemas.microsoft.com/office/word/2012/wordml" xmlns:w16cex="http://schemas.microsoft.com/office/word/2018/wordml/cex" xmlns:w16cid="http://schemas.microsoft.com/office/word/2016/wordml/cid" xmlns:w16="http://schemas.microsoft.com/office/word/2018/wordml" xmlns:w16sdtdh="http://schemas.microsoft.com/office/word/2020/wordml/sdtdatahash" xmlns:w16se="http://schemas.microsoft.com/office/word/2015/wordml/symex" xmlns:wpg="http://schemas.microsoft.com/office/word/2010/wordprocessingGroup" xmlns:wpi="http://schemas.microsoft.com/office/word/2010/wordprocessingInk" xmlns:wne="http://schemas.microsoft.com/office/word/2006/wordml" xmlns:wps="http://schemas.microsoft.com/office/word/2010/wordprocessingShape" mc:Ignorable="w14 w15 w16se w16cid w16 w16cex w16sdtdh wp14">
+<w:endnotes xmlns:wpc="http://schemas.microsoft.com/office/word/2010/wordprocessingCanvas" xmlns:cx="http://schemas.microsoft.com/office/drawing/2014/chartex" xmlns:cx1="http://schemas.microsoft.com/office/drawing/2015/9/8/chartex" xmlns:cx2="http://schemas.microsoft.com/office/drawing/2015/10/21/chartex" xmlns:cx3="http://schemas.microsoft.com/office/drawing/2016/5/9/chartex" xmlns:cx4="http://schemas.microsoft.com/office/drawing/2016/5/10/chartex" xmlns:cx5="http://schemas.microsoft.com/office/drawing/2016/5/11/chartex" xmlns:cx6="http://schemas.microsoft.com/office/drawing/2016/5/12/chartex" xmlns:cx7="http://schemas.microsoft.com/office/drawing/2016/5/13/chartex" xmlns:cx8="http://schemas.microsoft.com/office/drawing/2016/5/14/chartex" xmlns:mc="http://schemas.openxmlformats.org/markup-compatibility/2006" xmlns:aink="http://schemas.microsoft.com/office/drawing/2016/ink" xmlns:am3d="http://schemas.microsoft.com/office/drawing/2017/model3d" xmlns:o="urn:schemas-microsoft-com:office:office" xmlns:oel="http://schemas.microsoft.com/office/2019/extlst" xmlns:r="http://schemas.openxmlformats.org/officeDocument/2006/relationships" xmlns:m="http://schemas.openxmlformats.org/officeDocument/2006/math" xmlns:v="urn:schemas-microsoft-com:vml" xmlns:wp14="http://schemas.microsoft.com/office/word/2010/wordprocessingDrawing" xmlns:wp="http://schemas.openxmlformats.org/drawingml/2006/wordprocessingDrawing" xmlns:w10="urn:schemas-microsoft-com:office:word" xmlns:w="http://schemas.openxmlformats.org/wordprocessingml/2006/main" xmlns:w14="http://schemas.microsoft.com/office/word/2010/wordml" xmlns:w15="http://schemas.microsoft.com/office/word/2012/wordml" xmlns:w16cex="http://schemas.microsoft.com/office/word/2018/wordml/cex" xmlns:w16cid="http://schemas.microsoft.com/office/word/2016/wordml/cid" xmlns:w16="http://schemas.microsoft.com/office/word/2018/wordml" xmlns:w16du="http://schemas.microsoft.com/office/word/2023/wordml/word16du" xmlns:w16sdtdh="http://schemas.microsoft.com/office/word/2020/wordml/sdtdatahash" xmlns:w16sdtfl="http://schemas.microsoft.com/office/word/2024/wordml/sdtformatlock" xmlns:w16se="http://schemas.microsoft.com/office/word/2015/wordml/symex" xmlns:wpg="http://schemas.microsoft.com/office/word/2010/wordprocessingGroup" xmlns:wpi="http://schemas.microsoft.com/office/word/2010/wordprocessingInk" xmlns:wne="http://schemas.microsoft.com/office/word/2006/wordml" xmlns:wps="http://schemas.microsoft.com/office/word/2010/wordprocessingShape" mc:Ignorable="w14 w15 w16se w16cid w16 w16cex w16sdtdh w16sdtfl w16du wp14">
   <w:endnote w:type="separator" w:id="-1">
     <w:p>
       <w:pPr>
@@ -8851,7 +8444,7 @@
 </file>
 
 <file path=word/footnotes.xml><?xml version="1.0" encoding="utf-8"?>
-<w:footnotes xmlns:wpc="http://schemas.microsoft.com/office/word/2010/wordprocessingCanvas" xmlns:cx="http://schemas.microsoft.com/office/drawing/2014/chartex" xmlns:cx1="http://schemas.microsoft.com/office/drawing/2015/9/8/chartex" xmlns:cx2="http://schemas.microsoft.com/office/drawing/2015/10/21/chartex" xmlns:cx3="http://schemas.microsoft.com/office/drawing/2016/5/9/chartex" xmlns:cx4="http://schemas.microsoft.com/office/drawing/2016/5/10/chartex" xmlns:cx5="http://schemas.microsoft.com/office/drawing/2016/5/11/chartex" xmlns:cx6="http://schemas.microsoft.com/office/drawing/2016/5/12/chartex" xmlns:cx7="http://schemas.microsoft.com/office/drawing/2016/5/13/chartex" xmlns:cx8="http://schemas.microsoft.com/office/drawing/2016/5/14/chartex" xmlns:mc="http://schemas.openxmlformats.org/markup-compatibility/2006" xmlns:aink="http://schemas.microsoft.com/office/drawing/2016/ink" xmlns:am3d="http://schemas.microsoft.com/office/drawing/2017/model3d" xmlns:o="urn:schemas-microsoft-com:office:office" xmlns:oel="http://schemas.microsoft.com/office/2019/extlst" xmlns:r="http://schemas.openxmlformats.org/officeDocument/2006/relationships" xmlns:m="http://schemas.openxmlformats.org/officeDocument/2006/math" xmlns:v="urn:schemas-microsoft-com:vml" xmlns:wp14="http://schemas.microsoft.com/office/word/2010/wordprocessingDrawing" xmlns:wp="http://schemas.openxmlformats.org/drawingml/2006/wordprocessingDrawing" xmlns:w10="urn:schemas-microsoft-com:office:word" xmlns:w="http://schemas.openxmlformats.org/wordprocessingml/2006/main" xmlns:w14="http://schemas.microsoft.com/office/word/2010/wordml" xmlns:w15="http://schemas.microsoft.com/office/word/2012/wordml" xmlns:w16cex="http://schemas.microsoft.com/office/word/2018/wordml/cex" xmlns:w16cid="http://schemas.microsoft.com/office/word/2016/wordml/cid" xmlns:w16="http://schemas.microsoft.com/office/word/2018/wordml" xmlns:w16sdtdh="http://schemas.microsoft.com/office/word/2020/wordml/sdtdatahash" xmlns:w16se="http://schemas.microsoft.com/office/word/2015/wordml/symex" xmlns:wpg="http://schemas.microsoft.com/office/word/2010/wordprocessingGroup" xmlns:wpi="http://schemas.microsoft.com/office/word/2010/wordprocessingInk" xmlns:wne="http://schemas.microsoft.com/office/word/2006/wordml" xmlns:wps="http://schemas.microsoft.com/office/word/2010/wordprocessingShape" mc:Ignorable="w14 w15 w16se w16cid w16 w16cex w16sdtdh wp14">
+<w:footnotes xmlns:wpc="http://schemas.microsoft.com/office/word/2010/wordprocessingCanvas" xmlns:cx="http://schemas.microsoft.com/office/drawing/2014/chartex" xmlns:cx1="http://schemas.microsoft.com/office/drawing/2015/9/8/chartex" xmlns:cx2="http://schemas.microsoft.com/office/drawing/2015/10/21/chartex" xmlns:cx3="http://schemas.microsoft.com/office/drawing/2016/5/9/chartex" xmlns:cx4="http://schemas.microsoft.com/office/drawing/2016/5/10/chartex" xmlns:cx5="http://schemas.microsoft.com/office/drawing/2016/5/11/chartex" xmlns:cx6="http://schemas.microsoft.com/office/drawing/2016/5/12/chartex" xmlns:cx7="http://schemas.microsoft.com/office/drawing/2016/5/13/chartex" xmlns:cx8="http://schemas.microsoft.com/office/drawing/2016/5/14/chartex" xmlns:mc="http://schemas.openxmlformats.org/markup-compatibility/2006" xmlns:aink="http://schemas.microsoft.com/office/drawing/2016/ink" xmlns:am3d="http://schemas.microsoft.com/office/drawing/2017/model3d" xmlns:o="urn:schemas-microsoft-com:office:office" xmlns:oel="http://schemas.microsoft.com/office/2019/extlst" xmlns:r="http://schemas.openxmlformats.org/officeDocument/2006/relationships" xmlns:m="http://schemas.openxmlformats.org/officeDocument/2006/math" xmlns:v="urn:schemas-microsoft-com:vml" xmlns:wp14="http://schemas.microsoft.com/office/word/2010/wordprocessingDrawing" xmlns:wp="http://schemas.openxmlformats.org/drawingml/2006/wordprocessingDrawing" xmlns:w10="urn:schemas-microsoft-com:office:word" xmlns:w="http://schemas.openxmlformats.org/wordprocessingml/2006/main" xmlns:w14="http://schemas.microsoft.com/office/word/2010/wordml" xmlns:w15="http://schemas.microsoft.com/office/word/2012/wordml" xmlns:w16cex="http://schemas.microsoft.com/office/word/2018/wordml/cex" xmlns:w16cid="http://schemas.microsoft.com/office/word/2016/wordml/cid" xmlns:w16="http://schemas.microsoft.com/office/word/2018/wordml" xmlns:w16du="http://schemas.microsoft.com/office/word/2023/wordml/word16du" xmlns:w16sdtdh="http://schemas.microsoft.com/office/word/2020/wordml/sdtdatahash" xmlns:w16sdtfl="http://schemas.microsoft.com/office/word/2024/wordml/sdtformatlock" xmlns:w16se="http://schemas.microsoft.com/office/word/2015/wordml/symex" xmlns:wpg="http://schemas.microsoft.com/office/word/2010/wordprocessingGroup" xmlns:wpi="http://schemas.microsoft.com/office/word/2010/wordprocessingInk" xmlns:wne="http://schemas.microsoft.com/office/word/2006/wordml" xmlns:wps="http://schemas.microsoft.com/office/word/2010/wordprocessingShape" mc:Ignorable="w14 w15 w16se w16cid w16 w16cex w16sdtdh w16sdtfl w16du wp14">
   <w:footnote w:type="separator" w:id="-1">
     <w:p>
       <w:pPr>
@@ -8876,7 +8469,7 @@
 </file>
 
 <file path=word/numbering.xml><?xml version="1.0" encoding="utf-8"?>
-<w:numbering xmlns:wpc="http://schemas.microsoft.com/office/word/2010/wordprocessingCanvas" xmlns:cx="http://schemas.microsoft.com/office/drawing/2014/chartex" xmlns:cx1="http://schemas.microsoft.com/office/drawing/2015/9/8/chartex" xmlns:cx2="http://schemas.microsoft.com/office/drawing/2015/10/21/chartex" xmlns:cx3="http://schemas.microsoft.com/office/drawing/2016/5/9/chartex" xmlns:cx4="http://schemas.microsoft.com/office/drawing/2016/5/10/chartex" xmlns:cx5="http://schemas.microsoft.com/office/drawing/2016/5/11/chartex" xmlns:cx6="http://schemas.microsoft.com/office/drawing/2016/5/12/chartex" xmlns:cx7="http://schemas.microsoft.com/office/drawing/2016/5/13/chartex" xmlns:cx8="http://schemas.microsoft.com/office/drawing/2016/5/14/chartex" xmlns:mc="http://schemas.openxmlformats.org/markup-compatibility/2006" xmlns:aink="http://schemas.microsoft.com/office/drawing/2016/ink" xmlns:am3d="http://schemas.microsoft.com/office/drawing/2017/model3d" xmlns:o="urn:schemas-microsoft-com:office:office" xmlns:oel="http://schemas.microsoft.com/office/2019/extlst" xmlns:r="http://schemas.openxmlformats.org/officeDocument/2006/relationships" xmlns:m="http://schemas.openxmlformats.org/officeDocument/2006/math" xmlns:v="urn:schemas-microsoft-com:vml" xmlns:wp14="http://schemas.microsoft.com/office/word/2010/wordprocessingDrawing" xmlns:wp="http://schemas.openxmlformats.org/drawingml/2006/wordprocessingDrawing" xmlns:w10="urn:schemas-microsoft-com:office:word" xmlns:w="http://schemas.openxmlformats.org/wordprocessingml/2006/main" xmlns:w14="http://schemas.microsoft.com/office/word/2010/wordml" xmlns:w15="http://schemas.microsoft.com/office/word/2012/wordml" xmlns:w16cex="http://schemas.microsoft.com/office/word/2018/wordml/cex" xmlns:w16cid="http://schemas.microsoft.com/office/word/2016/wordml/cid" xmlns:w16="http://schemas.microsoft.com/office/word/2018/wordml" xmlns:w16sdtdh="http://schemas.microsoft.com/office/word/2020/wordml/sdtdatahash" xmlns:w16se="http://schemas.microsoft.com/office/word/2015/wordml/symex" xmlns:wpg="http://schemas.microsoft.com/office/word/2010/wordprocessingGroup" xmlns:wpi="http://schemas.microsoft.com/office/word/2010/wordprocessingInk" xmlns:wne="http://schemas.microsoft.com/office/word/2006/wordml" xmlns:wps="http://schemas.microsoft.com/office/word/2010/wordprocessingShape" mc:Ignorable="w14 w15 w16se w16cid w16 w16cex w16sdtdh wp14">
+<w:numbering xmlns:wpc="http://schemas.microsoft.com/office/word/2010/wordprocessingCanvas" xmlns:cx="http://schemas.microsoft.com/office/drawing/2014/chartex" xmlns:cx1="http://schemas.microsoft.com/office/drawing/2015/9/8/chartex" xmlns:cx2="http://schemas.microsoft.com/office/drawing/2015/10/21/chartex" xmlns:cx3="http://schemas.microsoft.com/office/drawing/2016/5/9/chartex" xmlns:cx4="http://schemas.microsoft.com/office/drawing/2016/5/10/chartex" xmlns:cx5="http://schemas.microsoft.com/office/drawing/2016/5/11/chartex" xmlns:cx6="http://schemas.microsoft.com/office/drawing/2016/5/12/chartex" xmlns:cx7="http://schemas.microsoft.com/office/drawing/2016/5/13/chartex" xmlns:cx8="http://schemas.microsoft.com/office/drawing/2016/5/14/chartex" xmlns:mc="http://schemas.openxmlformats.org/markup-compatibility/2006" xmlns:aink="http://schemas.microsoft.com/office/drawing/2016/ink" xmlns:am3d="http://schemas.microsoft.com/office/drawing/2017/model3d" xmlns:o="urn:schemas-microsoft-com:office:office" xmlns:oel="http://schemas.microsoft.com/office/2019/extlst" xmlns:r="http://schemas.openxmlformats.org/officeDocument/2006/relationships" xmlns:m="http://schemas.openxmlformats.org/officeDocument/2006/math" xmlns:v="urn:schemas-microsoft-com:vml" xmlns:wp14="http://schemas.microsoft.com/office/word/2010/wordprocessingDrawing" xmlns:wp="http://schemas.openxmlformats.org/drawingml/2006/wordprocessingDrawing" xmlns:w10="urn:schemas-microsoft-com:office:word" xmlns:w="http://schemas.openxmlformats.org/wordprocessingml/2006/main" xmlns:w14="http://schemas.microsoft.com/office/word/2010/wordml" xmlns:w15="http://schemas.microsoft.com/office/word/2012/wordml" xmlns:w16cex="http://schemas.microsoft.com/office/word/2018/wordml/cex" xmlns:w16cid="http://schemas.microsoft.com/office/word/2016/wordml/cid" xmlns:w16="http://schemas.microsoft.com/office/word/2018/wordml" xmlns:w16du="http://schemas.microsoft.com/office/word/2023/wordml/word16du" xmlns:w16sdtdh="http://schemas.microsoft.com/office/word/2020/wordml/sdtdatahash" xmlns:w16sdtfl="http://schemas.microsoft.com/office/word/2024/wordml/sdtformatlock" xmlns:w16se="http://schemas.microsoft.com/office/word/2015/wordml/symex" xmlns:wpg="http://schemas.microsoft.com/office/word/2010/wordprocessingGroup" xmlns:wpi="http://schemas.microsoft.com/office/word/2010/wordprocessingInk" xmlns:wne="http://schemas.microsoft.com/office/word/2006/wordml" xmlns:wps="http://schemas.microsoft.com/office/word/2010/wordprocessingShape" mc:Ignorable="w14 w15 w16se w16cid w16 w16cex w16sdtdh w16sdtfl w16du wp14">
   <w:abstractNum w:abstractNumId="0" w15:restartNumberingAfterBreak="0">
     <w:nsid w:val="1E816CD0"/>
     <w:multiLevelType w:val="multilevel"/>
@@ -9373,7 +8966,7 @@
 </file>
 
 <file path=word/styles.xml><?xml version="1.0" encoding="utf-8"?>
-<w:styles xmlns:mc="http://schemas.openxmlformats.org/markup-compatibility/2006" xmlns:r="http://schemas.openxmlformats.org/officeDocument/2006/relationships" xmlns:w="http://schemas.openxmlformats.org/wordprocessingml/2006/main" xmlns:w14="http://schemas.microsoft.com/office/word/2010/wordml" xmlns:w15="http://schemas.microsoft.com/office/word/2012/wordml" xmlns:w16cex="http://schemas.microsoft.com/office/word/2018/wordml/cex" xmlns:w16cid="http://schemas.microsoft.com/office/word/2016/wordml/cid" xmlns:w16="http://schemas.microsoft.com/office/word/2018/wordml" xmlns:w16sdtdh="http://schemas.microsoft.com/office/word/2020/wordml/sdtdatahash" xmlns:w16se="http://schemas.microsoft.com/office/word/2015/wordml/symex" mc:Ignorable="w14 w15 w16se w16cid w16 w16cex w16sdtdh">
+<w:styles xmlns:mc="http://schemas.openxmlformats.org/markup-compatibility/2006" xmlns:r="http://schemas.openxmlformats.org/officeDocument/2006/relationships" xmlns:w="http://schemas.openxmlformats.org/wordprocessingml/2006/main" xmlns:w14="http://schemas.microsoft.com/office/word/2010/wordml" xmlns:w15="http://schemas.microsoft.com/office/word/2012/wordml" xmlns:w16cex="http://schemas.microsoft.com/office/word/2018/wordml/cex" xmlns:w16cid="http://schemas.microsoft.com/office/word/2016/wordml/cid" xmlns:w16="http://schemas.microsoft.com/office/word/2018/wordml" xmlns:w16du="http://schemas.microsoft.com/office/word/2023/wordml/word16du" xmlns:w16sdtdh="http://schemas.microsoft.com/office/word/2020/wordml/sdtdatahash" xmlns:w16sdtfl="http://schemas.microsoft.com/office/word/2024/wordml/sdtformatlock" xmlns:w16se="http://schemas.microsoft.com/office/word/2015/wordml/symex" mc:Ignorable="w14 w15 w16se w16cid w16 w16cex w16sdtdh w16sdtfl w16du">
   <w:docDefaults>
     <w:rPrDefault>
       <w:rPr>
@@ -9763,7 +9356,7 @@
     <w:lsdException w:name="Unresolved Mention" w:semiHidden="1" w:unhideWhenUsed="1"/>
     <w:lsdException w:name="Smart Link" w:semiHidden="1" w:unhideWhenUsed="1"/>
   </w:latentStyles>
-  <w:style w:type="paragraph" w:default="1" w:styleId="Standard">
+  <w:style w:type="paragraph" w:default="1" w:styleId="Normal">
     <w:name w:val="Normal"/>
     <w:qFormat/>
     <w:rsid w:val="005C783B"/>
@@ -9776,11 +9369,11 @@
       <w:lang w:val="en-US"/>
     </w:rPr>
   </w:style>
-  <w:style w:type="paragraph" w:styleId="berschrift1">
+  <w:style w:type="paragraph" w:styleId="Heading1">
     <w:name w:val="heading 1"/>
-    <w:basedOn w:val="Standard"/>
-    <w:next w:val="Standard"/>
-    <w:link w:val="berschrift1Zchn"/>
+    <w:basedOn w:val="Normal"/>
+    <w:next w:val="Normal"/>
+    <w:link w:val="Heading1Char"/>
     <w:uiPriority w:val="9"/>
     <w:qFormat/>
     <w:rsid w:val="00E1630C"/>
@@ -9798,11 +9391,11 @@
       <w:szCs w:val="32"/>
     </w:rPr>
   </w:style>
-  <w:style w:type="paragraph" w:styleId="berschrift2">
+  <w:style w:type="paragraph" w:styleId="Heading2">
     <w:name w:val="heading 2"/>
-    <w:basedOn w:val="Standard"/>
-    <w:next w:val="Standard"/>
-    <w:link w:val="berschrift2Zchn"/>
+    <w:basedOn w:val="Normal"/>
+    <w:next w:val="Normal"/>
+    <w:link w:val="Heading2Char"/>
     <w:uiPriority w:val="9"/>
     <w:unhideWhenUsed/>
     <w:qFormat/>
@@ -9821,11 +9414,11 @@
       <w:szCs w:val="26"/>
     </w:rPr>
   </w:style>
-  <w:style w:type="paragraph" w:styleId="berschrift3">
+  <w:style w:type="paragraph" w:styleId="Heading3">
     <w:name w:val="heading 3"/>
-    <w:basedOn w:val="Standard"/>
-    <w:next w:val="Standard"/>
-    <w:link w:val="berschrift3Zchn"/>
+    <w:basedOn w:val="Normal"/>
+    <w:next w:val="Normal"/>
+    <w:link w:val="Heading3Char"/>
     <w:uiPriority w:val="9"/>
     <w:unhideWhenUsed/>
     <w:qFormat/>
@@ -9843,13 +9436,13 @@
       <w:sz w:val="22"/>
     </w:rPr>
   </w:style>
-  <w:style w:type="character" w:default="1" w:styleId="Absatz-Standardschriftart">
+  <w:style w:type="character" w:default="1" w:styleId="DefaultParagraphFont">
     <w:name w:val="Default Paragraph Font"/>
     <w:uiPriority w:val="1"/>
     <w:semiHidden/>
     <w:unhideWhenUsed/>
   </w:style>
-  <w:style w:type="table" w:default="1" w:styleId="NormaleTabelle">
+  <w:style w:type="table" w:default="1" w:styleId="TableNormal">
     <w:name w:val="Normal Table"/>
     <w:uiPriority w:val="99"/>
     <w:semiHidden/>
@@ -9864,16 +9457,16 @@
       </w:tblCellMar>
     </w:tblPr>
   </w:style>
-  <w:style w:type="numbering" w:default="1" w:styleId="KeineListe">
+  <w:style w:type="numbering" w:default="1" w:styleId="NoList">
     <w:name w:val="No List"/>
     <w:uiPriority w:val="99"/>
     <w:semiHidden/>
     <w:unhideWhenUsed/>
   </w:style>
-  <w:style w:type="table" w:styleId="Tabellenraster">
+  <w:style w:type="table" w:styleId="TableGrid">
     <w:name w:val="Table Grid"/>
     <w:aliases w:val="DK"/>
-    <w:basedOn w:val="NormaleTabelle"/>
+    <w:basedOn w:val="TableNormal"/>
     <w:uiPriority w:val="39"/>
     <w:rsid w:val="0067390E"/>
     <w:rPr>
@@ -9902,10 +9495,10 @@
       </w:tcPr>
     </w:tblStylePr>
   </w:style>
-  <w:style w:type="character" w:customStyle="1" w:styleId="berschrift1Zchn">
-    <w:name w:val="Überschrift 1 Zchn"/>
-    <w:basedOn w:val="Absatz-Standardschriftart"/>
-    <w:link w:val="berschrift1"/>
+  <w:style w:type="character" w:customStyle="1" w:styleId="Heading1Char">
+    <w:name w:val="Heading 1 Char"/>
+    <w:basedOn w:val="DefaultParagraphFont"/>
+    <w:link w:val="Heading1"/>
     <w:uiPriority w:val="9"/>
     <w:rsid w:val="00E1630C"/>
     <w:rPr>
@@ -9916,10 +9509,10 @@
       <w:szCs w:val="32"/>
     </w:rPr>
   </w:style>
-  <w:style w:type="character" w:customStyle="1" w:styleId="berschrift2Zchn">
-    <w:name w:val="Überschrift 2 Zchn"/>
-    <w:basedOn w:val="Absatz-Standardschriftart"/>
-    <w:link w:val="berschrift2"/>
+  <w:style w:type="character" w:customStyle="1" w:styleId="Heading2Char">
+    <w:name w:val="Heading 2 Char"/>
+    <w:basedOn w:val="DefaultParagraphFont"/>
+    <w:link w:val="Heading2"/>
     <w:uiPriority w:val="9"/>
     <w:rsid w:val="003155A4"/>
     <w:rPr>
@@ -9929,11 +9522,11 @@
       <w:szCs w:val="26"/>
     </w:rPr>
   </w:style>
-  <w:style w:type="paragraph" w:styleId="Titel">
+  <w:style w:type="paragraph" w:styleId="Title">
     <w:name w:val="Title"/>
-    <w:basedOn w:val="Standard"/>
-    <w:next w:val="Standard"/>
-    <w:link w:val="TitelZchn"/>
+    <w:basedOn w:val="Normal"/>
+    <w:next w:val="Normal"/>
+    <w:link w:val="TitleChar"/>
     <w:uiPriority w:val="10"/>
     <w:qFormat/>
     <w:rsid w:val="00A86119"/>
@@ -9950,10 +9543,10 @@
       <w:szCs w:val="56"/>
     </w:rPr>
   </w:style>
-  <w:style w:type="character" w:customStyle="1" w:styleId="TitelZchn">
-    <w:name w:val="Titel Zchn"/>
-    <w:basedOn w:val="Absatz-Standardschriftart"/>
-    <w:link w:val="Titel"/>
+  <w:style w:type="character" w:customStyle="1" w:styleId="TitleChar">
+    <w:name w:val="Title Char"/>
+    <w:basedOn w:val="DefaultParagraphFont"/>
+    <w:link w:val="Title"/>
     <w:uiPriority w:val="10"/>
     <w:rsid w:val="00A86119"/>
     <w:rPr>
@@ -9965,9 +9558,9 @@
       <w:szCs w:val="56"/>
     </w:rPr>
   </w:style>
-  <w:style w:type="table" w:styleId="TabellemithellemGitternetz">
+  <w:style w:type="table" w:styleId="TableGridLight">
     <w:name w:val="Grid Table Light"/>
-    <w:basedOn w:val="NormaleTabelle"/>
+    <w:basedOn w:val="TableNormal"/>
     <w:uiPriority w:val="40"/>
     <w:rsid w:val="00A86119"/>
     <w:tblPr>
@@ -9981,9 +9574,9 @@
       </w:tblBorders>
     </w:tblPr>
   </w:style>
-  <w:style w:type="table" w:styleId="EinfacheTabelle4">
+  <w:style w:type="table" w:styleId="PlainTable4">
     <w:name w:val="Plain Table 4"/>
-    <w:basedOn w:val="NormaleTabelle"/>
+    <w:basedOn w:val="TableNormal"/>
     <w:uiPriority w:val="44"/>
     <w:rsid w:val="00A86119"/>
     <w:tblPr>
@@ -10027,9 +9620,9 @@
       </w:tcPr>
     </w:tblStylePr>
   </w:style>
-  <w:style w:type="paragraph" w:styleId="KeinLeerraum">
+  <w:style w:type="paragraph" w:styleId="NoSpacing">
     <w:name w:val="No Spacing"/>
-    <w:next w:val="Standard"/>
+    <w:next w:val="Normal"/>
     <w:uiPriority w:val="1"/>
     <w:qFormat/>
     <w:rsid w:val="00A86119"/>
@@ -10039,7 +9632,7 @@
   </w:style>
   <w:style w:type="character" w:customStyle="1" w:styleId="hochgestellt">
     <w:name w:val="hochgestellt"/>
-    <w:basedOn w:val="Absatz-Standardschriftart"/>
+    <w:basedOn w:val="DefaultParagraphFont"/>
     <w:uiPriority w:val="1"/>
     <w:qFormat/>
     <w:rsid w:val="006841D6"/>
@@ -10049,7 +9642,7 @@
   </w:style>
   <w:style w:type="character" w:customStyle="1" w:styleId="tiefgestellt">
     <w:name w:val="tiefgestellt"/>
-    <w:basedOn w:val="Absatz-Standardschriftart"/>
+    <w:basedOn w:val="DefaultParagraphFont"/>
     <w:uiPriority w:val="1"/>
     <w:qFormat/>
     <w:rsid w:val="00A86119"/>
@@ -10057,10 +9650,10 @@
       <w:vertAlign w:val="subscript"/>
     </w:rPr>
   </w:style>
-  <w:style w:type="character" w:customStyle="1" w:styleId="berschrift3Zchn">
-    <w:name w:val="Überschrift 3 Zchn"/>
-    <w:basedOn w:val="Absatz-Standardschriftart"/>
-    <w:link w:val="berschrift3"/>
+  <w:style w:type="character" w:customStyle="1" w:styleId="Heading3Char">
+    <w:name w:val="Heading 3 Char"/>
+    <w:basedOn w:val="DefaultParagraphFont"/>
+    <w:link w:val="Heading3"/>
     <w:uiPriority w:val="9"/>
     <w:rsid w:val="00AD1E84"/>
     <w:rPr>
@@ -10072,7 +9665,7 @@
   </w:style>
   <w:style w:type="paragraph" w:customStyle="1" w:styleId="BodyText1">
     <w:name w:val="Body Text1"/>
-    <w:basedOn w:val="Standard"/>
+    <w:basedOn w:val="Normal"/>
     <w:qFormat/>
     <w:rsid w:val="002D5F04"/>
     <w:pPr>
@@ -10120,10 +9713,10 @@
       <w:jc w:val="left"/>
     </w:pPr>
   </w:style>
-  <w:style w:type="paragraph" w:styleId="Beschriftung">
+  <w:style w:type="paragraph" w:styleId="Caption">
     <w:name w:val="caption"/>
-    <w:basedOn w:val="Standard"/>
-    <w:next w:val="Standard"/>
+    <w:basedOn w:val="Normal"/>
+    <w:next w:val="Normal"/>
     <w:uiPriority w:val="35"/>
     <w:unhideWhenUsed/>
     <w:qFormat/>
@@ -10141,7 +9734,7 @@
   </w:style>
   <w:style w:type="character" w:styleId="Hyperlink">
     <w:name w:val="Hyperlink"/>
-    <w:basedOn w:val="Absatz-Standardschriftart"/>
+    <w:basedOn w:val="DefaultParagraphFont"/>
     <w:uiPriority w:val="99"/>
     <w:unhideWhenUsed/>
     <w:rsid w:val="00EA79B1"/>
@@ -10150,9 +9743,9 @@
       <w:u w:val="single"/>
     </w:rPr>
   </w:style>
-  <w:style w:type="character" w:styleId="NichtaufgelsteErwhnung">
+  <w:style w:type="character" w:styleId="UnresolvedMention">
     <w:name w:val="Unresolved Mention"/>
-    <w:basedOn w:val="Absatz-Standardschriftart"/>
+    <w:basedOn w:val="DefaultParagraphFont"/>
     <w:uiPriority w:val="99"/>
     <w:semiHidden/>
     <w:unhideWhenUsed/>
@@ -10172,9 +9765,9 @@
       </w:numPr>
     </w:pPr>
   </w:style>
-  <w:style w:type="paragraph" w:styleId="Listenabsatz">
+  <w:style w:type="paragraph" w:styleId="ListParagraph">
     <w:name w:val="List Paragraph"/>
-    <w:basedOn w:val="Standard"/>
+    <w:basedOn w:val="Normal"/>
     <w:uiPriority w:val="34"/>
     <w:qFormat/>
     <w:rsid w:val="00AA33EB"/>
@@ -10185,7 +9778,7 @@
   </w:style>
   <w:style w:type="paragraph" w:customStyle="1" w:styleId="citation1">
     <w:name w:val="citation1"/>
-    <w:basedOn w:val="Listenabsatz"/>
+    <w:basedOn w:val="ListParagraph"/>
     <w:qFormat/>
     <w:rsid w:val="00370C19"/>
     <w:pPr>
@@ -10194,10 +9787,10 @@
       </w:numPr>
     </w:pPr>
   </w:style>
-  <w:style w:type="paragraph" w:styleId="Kopfzeile">
+  <w:style w:type="paragraph" w:styleId="Header">
     <w:name w:val="header"/>
-    <w:basedOn w:val="Standard"/>
-    <w:link w:val="KopfzeileZchn"/>
+    <w:basedOn w:val="Normal"/>
+    <w:link w:val="HeaderChar"/>
     <w:uiPriority w:val="99"/>
     <w:unhideWhenUsed/>
     <w:rsid w:val="00571AF1"/>
@@ -10209,10 +9802,10 @@
       <w:spacing w:line="240" w:lineRule="auto"/>
     </w:pPr>
   </w:style>
-  <w:style w:type="character" w:customStyle="1" w:styleId="KopfzeileZchn">
-    <w:name w:val="Kopfzeile Zchn"/>
-    <w:basedOn w:val="Absatz-Standardschriftart"/>
-    <w:link w:val="Kopfzeile"/>
+  <w:style w:type="character" w:customStyle="1" w:styleId="HeaderChar">
+    <w:name w:val="Header Char"/>
+    <w:basedOn w:val="DefaultParagraphFont"/>
+    <w:link w:val="Header"/>
     <w:uiPriority w:val="99"/>
     <w:rsid w:val="00571AF1"/>
     <w:rPr>
@@ -10220,10 +9813,10 @@
       <w:sz w:val="20"/>
     </w:rPr>
   </w:style>
-  <w:style w:type="paragraph" w:styleId="Fuzeile">
+  <w:style w:type="paragraph" w:styleId="Footer">
     <w:name w:val="footer"/>
-    <w:basedOn w:val="Standard"/>
-    <w:link w:val="FuzeileZchn"/>
+    <w:basedOn w:val="Normal"/>
+    <w:link w:val="FooterChar"/>
     <w:uiPriority w:val="99"/>
     <w:unhideWhenUsed/>
     <w:rsid w:val="00571AF1"/>
@@ -10235,10 +9828,10 @@
       <w:spacing w:line="240" w:lineRule="auto"/>
     </w:pPr>
   </w:style>
-  <w:style w:type="character" w:customStyle="1" w:styleId="FuzeileZchn">
-    <w:name w:val="Fußzeile Zchn"/>
-    <w:basedOn w:val="Absatz-Standardschriftart"/>
-    <w:link w:val="Fuzeile"/>
+  <w:style w:type="character" w:customStyle="1" w:styleId="FooterChar">
+    <w:name w:val="Footer Char"/>
+    <w:basedOn w:val="DefaultParagraphFont"/>
+    <w:link w:val="Footer"/>
     <w:uiPriority w:val="99"/>
     <w:rsid w:val="00571AF1"/>
     <w:rPr>
@@ -10246,7 +9839,7 @@
       <w:sz w:val="20"/>
     </w:rPr>
   </w:style>
-  <w:style w:type="paragraph" w:styleId="berarbeitung">
+  <w:style w:type="paragraph" w:styleId="Revision">
     <w:name w:val="Revision"/>
     <w:hidden/>
     <w:uiPriority w:val="99"/>
